--- a/NestJS/from-docs/nestjs-notes-06.docx
+++ b/NestJS/from-docs/nestjs-notes-06.docx
@@ -1,6 +1,6 @@
 
 <file path=word/document.xml><?xml version="1.0" encoding="utf-8"?>
-<w:document xmlns:wpc="http://schemas.microsoft.com/office/word/2010/wordprocessingCanvas" xmlns:cx="http://schemas.microsoft.com/office/drawing/2014/chartex" xmlns:mc="http://schemas.openxmlformats.org/markup-compatibility/2006" xmlns:o="urn:schemas-microsoft-com:office:office" xmlns:r="http://schemas.openxmlformats.org/officeDocument/2006/relationships" xmlns:m="http://schemas.openxmlformats.org/officeDocument/2006/math" xmlns:v="urn:schemas-microsoft-com:vml" xmlns:wp14="http://schemas.microsoft.com/office/word/2010/wordprocessingDrawing" xmlns:wp="http://schemas.openxmlformats.org/drawingml/2006/wordprocessingDrawing" xmlns:w10="urn:schemas-microsoft-com:office:word" xmlns:w="http://schemas.openxmlformats.org/wordprocessingml/2006/main" xmlns:w14="http://schemas.microsoft.com/office/word/2010/wordml" xmlns:w15="http://schemas.microsoft.com/office/word/2012/wordml" xmlns:w16se="http://schemas.microsoft.com/office/word/2015/wordml/symex" xmlns:wpg="http://schemas.microsoft.com/office/word/2010/wordprocessingGroup" xmlns:wpi="http://schemas.microsoft.com/office/word/2010/wordprocessingInk" xmlns:wne="http://schemas.microsoft.com/office/word/2006/wordml" xmlns:wps="http://schemas.microsoft.com/office/word/2010/wordprocessingShape" mc:Ignorable="w14 w15 w16se wp14">
+<w:document xmlns:wpc="http://schemas.microsoft.com/office/word/2010/wordprocessingCanvas" xmlns:cx="http://schemas.microsoft.com/office/drawing/2014/chartex" xmlns:cx1="http://schemas.microsoft.com/office/drawing/2015/9/8/chartex" xmlns:cx2="http://schemas.microsoft.com/office/drawing/2015/10/21/chartex" xmlns:cx3="http://schemas.microsoft.com/office/drawing/2016/5/9/chartex" xmlns:cx4="http://schemas.microsoft.com/office/drawing/2016/5/10/chartex" xmlns:cx5="http://schemas.microsoft.com/office/drawing/2016/5/11/chartex" xmlns:cx6="http://schemas.microsoft.com/office/drawing/2016/5/12/chartex" xmlns:cx7="http://schemas.microsoft.com/office/drawing/2016/5/13/chartex" xmlns:cx8="http://schemas.microsoft.com/office/drawing/2016/5/14/chartex" xmlns:mc="http://schemas.openxmlformats.org/markup-compatibility/2006" xmlns:aink="http://schemas.microsoft.com/office/drawing/2016/ink" xmlns:am3d="http://schemas.microsoft.com/office/drawing/2017/model3d" xmlns:o="urn:schemas-microsoft-com:office:office" xmlns:oel="http://schemas.microsoft.com/office/2019/extlst" xmlns:r="http://schemas.openxmlformats.org/officeDocument/2006/relationships" xmlns:m="http://schemas.openxmlformats.org/officeDocument/2006/math" xmlns:v="urn:schemas-microsoft-com:vml" xmlns:wp14="http://schemas.microsoft.com/office/word/2010/wordprocessingDrawing" xmlns:wp="http://schemas.openxmlformats.org/drawingml/2006/wordprocessingDrawing" xmlns:w10="urn:schemas-microsoft-com:office:word" xmlns:w="http://schemas.openxmlformats.org/wordprocessingml/2006/main" xmlns:w14="http://schemas.microsoft.com/office/word/2010/wordml" xmlns:w15="http://schemas.microsoft.com/office/word/2012/wordml" xmlns:w16cex="http://schemas.microsoft.com/office/word/2018/wordml/cex" xmlns:w16cid="http://schemas.microsoft.com/office/word/2016/wordml/cid" xmlns:w16="http://schemas.microsoft.com/office/word/2018/wordml" xmlns:w16du="http://schemas.microsoft.com/office/word/2023/wordml/word16du" xmlns:w16sdtdh="http://schemas.microsoft.com/office/word/2020/wordml/sdtdatahash" xmlns:w16sdtfl="http://schemas.microsoft.com/office/word/2024/wordml/sdtformatlock" xmlns:w16se="http://schemas.microsoft.com/office/word/2015/wordml/symex" xmlns:wpg="http://schemas.microsoft.com/office/word/2010/wordprocessingGroup" xmlns:wpi="http://schemas.microsoft.com/office/word/2010/wordprocessingInk" xmlns:wne="http://schemas.microsoft.com/office/word/2006/wordml" xmlns:wps="http://schemas.microsoft.com/office/word/2010/wordprocessingShape" mc:Ignorable="w14 w15 w16se w16cid w16 w16cex w16sdtdh w16sdtfl w16du wp14">
   <w:body>
     <w:p>
       <w:pPr>
@@ -15,7 +15,7 @@
           <w:noProof/>
         </w:rPr>
         <w:drawing>
-          <wp:inline distT="0" distB="0" distL="0" distR="0" wp14:anchorId="75E362E4" wp14:editId="605F1DBA">
+          <wp:inline distT="0" distB="0" distL="0" distR="0" wp14:anchorId="5DD6AB3B" wp14:editId="0F73DD77">
             <wp:extent cx="5943600" cy="3948430"/>
             <wp:effectExtent l="0" t="0" r="0" b="0"/>
             <wp:docPr id="1" name="Picture 1"/>
@@ -88,35 +88,44 @@
           <w:szCs w:val="21"/>
         </w:rPr>
       </w:pPr>
+      <w:r>
+        <w:rPr>
+          <w:rFonts w:ascii="Consolas" w:eastAsia="Times New Roman" w:hAnsi="Consolas" w:cs="Times New Roman"/>
+          <w:color w:val="AF00DB"/>
+          <w:sz w:val="21"/>
+          <w:szCs w:val="21"/>
+        </w:rPr>
+        <w:t>import</w:t>
+      </w:r>
+      <w:r>
+        <w:rPr>
+          <w:rFonts w:ascii="Consolas" w:eastAsia="Times New Roman" w:hAnsi="Consolas" w:cs="Times New Roman"/>
+          <w:color w:val="3B3B3B"/>
+          <w:sz w:val="21"/>
+          <w:szCs w:val="21"/>
+        </w:rPr>
+        <w:t xml:space="preserve"> </w:t>
+      </w:r>
       <w:proofErr w:type="gramStart"/>
       <w:r>
         <w:rPr>
           <w:rFonts w:ascii="Consolas" w:eastAsia="Times New Roman" w:hAnsi="Consolas" w:cs="Times New Roman"/>
-          <w:color w:val="AF00DB"/>
-          <w:sz w:val="21"/>
-          <w:szCs w:val="21"/>
-        </w:rPr>
-        <w:t>import</w:t>
+          <w:color w:val="3B3B3B"/>
+          <w:sz w:val="21"/>
+          <w:szCs w:val="21"/>
+        </w:rPr>
+        <w:t xml:space="preserve">{ </w:t>
+      </w:r>
+      <w:r>
+        <w:rPr>
+          <w:rFonts w:ascii="Consolas" w:eastAsia="Times New Roman" w:hAnsi="Consolas" w:cs="Times New Roman"/>
+          <w:color w:val="001080"/>
+          <w:sz w:val="21"/>
+          <w:szCs w:val="21"/>
+        </w:rPr>
+        <w:t>SetMetadata</w:t>
       </w:r>
       <w:proofErr w:type="gramEnd"/>
-      <w:r>
-        <w:rPr>
-          <w:rFonts w:ascii="Consolas" w:eastAsia="Times New Roman" w:hAnsi="Consolas" w:cs="Times New Roman"/>
-          <w:color w:val="3B3B3B"/>
-          <w:sz w:val="21"/>
-          <w:szCs w:val="21"/>
-        </w:rPr>
-        <w:t xml:space="preserve"> { </w:t>
-      </w:r>
-      <w:r>
-        <w:rPr>
-          <w:rFonts w:ascii="Consolas" w:eastAsia="Times New Roman" w:hAnsi="Consolas" w:cs="Times New Roman"/>
-          <w:color w:val="001080"/>
-          <w:sz w:val="21"/>
-          <w:szCs w:val="21"/>
-        </w:rPr>
-        <w:t>SetMetadata</w:t>
-      </w:r>
       <w:r>
         <w:rPr>
           <w:rFonts w:ascii="Consolas" w:eastAsia="Times New Roman" w:hAnsi="Consolas" w:cs="Times New Roman"/>
@@ -186,7 +195,6 @@
           <w:szCs w:val="21"/>
         </w:rPr>
       </w:pPr>
-      <w:proofErr w:type="gramStart"/>
       <w:r>
         <w:rPr>
           <w:rFonts w:ascii="Consolas" w:eastAsia="Times New Roman" w:hAnsi="Consolas" w:cs="Times New Roman"/>
@@ -196,7 +204,6 @@
         </w:rPr>
         <w:t>export</w:t>
       </w:r>
-      <w:proofErr w:type="gramEnd"/>
       <w:r>
         <w:rPr>
           <w:rFonts w:ascii="Consolas" w:eastAsia="Times New Roman" w:hAnsi="Consolas" w:cs="Times New Roman"/>
@@ -281,25 +288,133 @@
           <w:szCs w:val="21"/>
         </w:rPr>
       </w:pPr>
+      <w:r>
+        <w:rPr>
+          <w:rFonts w:ascii="Consolas" w:eastAsia="Times New Roman" w:hAnsi="Consolas" w:cs="Times New Roman"/>
+          <w:color w:val="AF00DB"/>
+          <w:sz w:val="21"/>
+          <w:szCs w:val="21"/>
+        </w:rPr>
+        <w:t>export</w:t>
+      </w:r>
+      <w:r>
+        <w:rPr>
+          <w:rFonts w:ascii="Consolas" w:eastAsia="Times New Roman" w:hAnsi="Consolas" w:cs="Times New Roman"/>
+          <w:color w:val="3B3B3B"/>
+          <w:sz w:val="21"/>
+          <w:szCs w:val="21"/>
+        </w:rPr>
+        <w:t xml:space="preserve"> </w:t>
+      </w:r>
+      <w:r>
+        <w:rPr>
+          <w:rFonts w:ascii="Consolas" w:eastAsia="Times New Roman" w:hAnsi="Consolas" w:cs="Times New Roman"/>
+          <w:color w:val="0000FF"/>
+          <w:sz w:val="21"/>
+          <w:szCs w:val="21"/>
+        </w:rPr>
+        <w:t>const</w:t>
+      </w:r>
+      <w:r>
+        <w:rPr>
+          <w:rFonts w:ascii="Consolas" w:eastAsia="Times New Roman" w:hAnsi="Consolas" w:cs="Times New Roman"/>
+          <w:color w:val="3B3B3B"/>
+          <w:sz w:val="21"/>
+          <w:szCs w:val="21"/>
+        </w:rPr>
+        <w:t xml:space="preserve"> </w:t>
+      </w:r>
+      <w:r>
+        <w:rPr>
+          <w:rFonts w:ascii="Consolas" w:eastAsia="Times New Roman" w:hAnsi="Consolas" w:cs="Times New Roman"/>
+          <w:color w:val="795E26"/>
+          <w:sz w:val="21"/>
+          <w:szCs w:val="21"/>
+        </w:rPr>
+        <w:t>IsPublic</w:t>
+      </w:r>
+      <w:r>
+        <w:rPr>
+          <w:rFonts w:ascii="Consolas" w:eastAsia="Times New Roman" w:hAnsi="Consolas" w:cs="Times New Roman"/>
+          <w:color w:val="3B3B3B"/>
+          <w:sz w:val="21"/>
+          <w:szCs w:val="21"/>
+        </w:rPr>
+        <w:t xml:space="preserve"> </w:t>
+      </w:r>
+      <w:r>
+        <w:rPr>
+          <w:rFonts w:ascii="Consolas" w:eastAsia="Times New Roman" w:hAnsi="Consolas" w:cs="Times New Roman"/>
+          <w:color w:val="000000"/>
+          <w:sz w:val="21"/>
+          <w:szCs w:val="21"/>
+        </w:rPr>
+        <w:t>=</w:t>
+      </w:r>
+      <w:r>
+        <w:rPr>
+          <w:rFonts w:ascii="Consolas" w:eastAsia="Times New Roman" w:hAnsi="Consolas" w:cs="Times New Roman"/>
+          <w:color w:val="3B3B3B"/>
+          <w:sz w:val="21"/>
+          <w:szCs w:val="21"/>
+        </w:rPr>
+        <w:t xml:space="preserve"> () </w:t>
+      </w:r>
+      <w:r>
+        <w:rPr>
+          <w:rFonts w:ascii="Consolas" w:eastAsia="Times New Roman" w:hAnsi="Consolas" w:cs="Times New Roman"/>
+          <w:color w:val="0000FF"/>
+          <w:sz w:val="21"/>
+          <w:szCs w:val="21"/>
+        </w:rPr>
+        <w:t>=&gt;</w:t>
+      </w:r>
+      <w:r>
+        <w:rPr>
+          <w:rFonts w:ascii="Consolas" w:eastAsia="Times New Roman" w:hAnsi="Consolas" w:cs="Times New Roman"/>
+          <w:color w:val="3B3B3B"/>
+          <w:sz w:val="21"/>
+          <w:szCs w:val="21"/>
+        </w:rPr>
+        <w:t xml:space="preserve"> </w:t>
+      </w:r>
       <w:proofErr w:type="gramStart"/>
       <w:r>
         <w:rPr>
           <w:rFonts w:ascii="Consolas" w:eastAsia="Times New Roman" w:hAnsi="Consolas" w:cs="Times New Roman"/>
-          <w:color w:val="AF00DB"/>
-          <w:sz w:val="21"/>
-          <w:szCs w:val="21"/>
-        </w:rPr>
-        <w:t>export</w:t>
+          <w:color w:val="795E26"/>
+          <w:sz w:val="21"/>
+          <w:szCs w:val="21"/>
+        </w:rPr>
+        <w:t>SetMetadata</w:t>
+      </w:r>
+      <w:r>
+        <w:rPr>
+          <w:rFonts w:ascii="Consolas" w:eastAsia="Times New Roman" w:hAnsi="Consolas" w:cs="Times New Roman"/>
+          <w:color w:val="3B3B3B"/>
+          <w:sz w:val="21"/>
+          <w:szCs w:val="21"/>
+        </w:rPr>
+        <w:t>(</w:t>
       </w:r>
       <w:proofErr w:type="gramEnd"/>
       <w:r>
         <w:rPr>
           <w:rFonts w:ascii="Consolas" w:eastAsia="Times New Roman" w:hAnsi="Consolas" w:cs="Times New Roman"/>
-          <w:color w:val="3B3B3B"/>
-          <w:sz w:val="21"/>
-          <w:szCs w:val="21"/>
-        </w:rPr>
-        <w:t xml:space="preserve"> </w:t>
+          <w:color w:val="0070C1"/>
+          <w:sz w:val="21"/>
+          <w:szCs w:val="21"/>
+        </w:rPr>
+        <w:t>IS_PUBLIC_KEY</w:t>
+      </w:r>
+      <w:r>
+        <w:rPr>
+          <w:rFonts w:ascii="Consolas" w:eastAsia="Times New Roman" w:hAnsi="Consolas" w:cs="Times New Roman"/>
+          <w:color w:val="3B3B3B"/>
+          <w:sz w:val="21"/>
+          <w:szCs w:val="21"/>
+        </w:rPr>
+        <w:t xml:space="preserve">, </w:t>
       </w:r>
       <w:r>
         <w:rPr>
@@ -308,114 +423,6 @@
           <w:sz w:val="21"/>
           <w:szCs w:val="21"/>
         </w:rPr>
-        <w:t>const</w:t>
-      </w:r>
-      <w:r>
-        <w:rPr>
-          <w:rFonts w:ascii="Consolas" w:eastAsia="Times New Roman" w:hAnsi="Consolas" w:cs="Times New Roman"/>
-          <w:color w:val="3B3B3B"/>
-          <w:sz w:val="21"/>
-          <w:szCs w:val="21"/>
-        </w:rPr>
-        <w:t xml:space="preserve"> </w:t>
-      </w:r>
-      <w:r>
-        <w:rPr>
-          <w:rFonts w:ascii="Consolas" w:eastAsia="Times New Roman" w:hAnsi="Consolas" w:cs="Times New Roman"/>
-          <w:color w:val="795E26"/>
-          <w:sz w:val="21"/>
-          <w:szCs w:val="21"/>
-        </w:rPr>
-        <w:t>IsPublic</w:t>
-      </w:r>
-      <w:r>
-        <w:rPr>
-          <w:rFonts w:ascii="Consolas" w:eastAsia="Times New Roman" w:hAnsi="Consolas" w:cs="Times New Roman"/>
-          <w:color w:val="3B3B3B"/>
-          <w:sz w:val="21"/>
-          <w:szCs w:val="21"/>
-        </w:rPr>
-        <w:t xml:space="preserve"> </w:t>
-      </w:r>
-      <w:r>
-        <w:rPr>
-          <w:rFonts w:ascii="Consolas" w:eastAsia="Times New Roman" w:hAnsi="Consolas" w:cs="Times New Roman"/>
-          <w:color w:val="000000"/>
-          <w:sz w:val="21"/>
-          <w:szCs w:val="21"/>
-        </w:rPr>
-        <w:t>=</w:t>
-      </w:r>
-      <w:r>
-        <w:rPr>
-          <w:rFonts w:ascii="Consolas" w:eastAsia="Times New Roman" w:hAnsi="Consolas" w:cs="Times New Roman"/>
-          <w:color w:val="3B3B3B"/>
-          <w:sz w:val="21"/>
-          <w:szCs w:val="21"/>
-        </w:rPr>
-        <w:t xml:space="preserve"> () </w:t>
-      </w:r>
-      <w:r>
-        <w:rPr>
-          <w:rFonts w:ascii="Consolas" w:eastAsia="Times New Roman" w:hAnsi="Consolas" w:cs="Times New Roman"/>
-          <w:color w:val="0000FF"/>
-          <w:sz w:val="21"/>
-          <w:szCs w:val="21"/>
-        </w:rPr>
-        <w:t>=&gt;</w:t>
-      </w:r>
-      <w:r>
-        <w:rPr>
-          <w:rFonts w:ascii="Consolas" w:eastAsia="Times New Roman" w:hAnsi="Consolas" w:cs="Times New Roman"/>
-          <w:color w:val="3B3B3B"/>
-          <w:sz w:val="21"/>
-          <w:szCs w:val="21"/>
-        </w:rPr>
-        <w:t xml:space="preserve"> </w:t>
-      </w:r>
-      <w:r>
-        <w:rPr>
-          <w:rFonts w:ascii="Consolas" w:eastAsia="Times New Roman" w:hAnsi="Consolas" w:cs="Times New Roman"/>
-          <w:color w:val="795E26"/>
-          <w:sz w:val="21"/>
-          <w:szCs w:val="21"/>
-        </w:rPr>
-        <w:t>SetMetadata</w:t>
-      </w:r>
-      <w:r>
-        <w:rPr>
-          <w:rFonts w:ascii="Consolas" w:eastAsia="Times New Roman" w:hAnsi="Consolas" w:cs="Times New Roman"/>
-          <w:color w:val="3B3B3B"/>
-          <w:sz w:val="21"/>
-          <w:szCs w:val="21"/>
-        </w:rPr>
-        <w:t>(</w:t>
-      </w:r>
-      <w:r>
-        <w:rPr>
-          <w:rFonts w:ascii="Consolas" w:eastAsia="Times New Roman" w:hAnsi="Consolas" w:cs="Times New Roman"/>
-          <w:color w:val="0070C1"/>
-          <w:sz w:val="21"/>
-          <w:szCs w:val="21"/>
-        </w:rPr>
-        <w:t>IS_PUBLIC_KEY</w:t>
-      </w:r>
-      <w:r>
-        <w:rPr>
-          <w:rFonts w:ascii="Consolas" w:eastAsia="Times New Roman" w:hAnsi="Consolas" w:cs="Times New Roman"/>
-          <w:color w:val="3B3B3B"/>
-          <w:sz w:val="21"/>
-          <w:szCs w:val="21"/>
-        </w:rPr>
-        <w:t xml:space="preserve">, </w:t>
-      </w:r>
-      <w:r>
-        <w:rPr>
-          <w:rFonts w:ascii="Consolas" w:eastAsia="Times New Roman" w:hAnsi="Consolas" w:cs="Times New Roman"/>
-          <w:color w:val="0000FF"/>
-          <w:sz w:val="21"/>
-          <w:szCs w:val="21"/>
-        </w:rPr>
         <w:t>true</w:t>
       </w:r>
       <w:r>
@@ -459,7 +466,7 @@
           <w:noProof/>
         </w:rPr>
         <w:drawing>
-          <wp:inline distT="0" distB="0" distL="0" distR="0" wp14:anchorId="48EC415A" wp14:editId="5B150334">
+          <wp:inline distT="0" distB="0" distL="0" distR="0" wp14:anchorId="6B03C856" wp14:editId="0B298E98">
             <wp:extent cx="5943600" cy="1983740"/>
             <wp:effectExtent l="0" t="0" r="0" b="0"/>
             <wp:docPr id="2" name="Picture 2"/>
@@ -542,15 +549,42 @@
           <w:szCs w:val="21"/>
         </w:rPr>
       </w:pPr>
+      <w:r>
+        <w:rPr>
+          <w:rFonts w:ascii="Consolas" w:eastAsia="Times New Roman" w:hAnsi="Consolas" w:cs="Times New Roman"/>
+          <w:color w:val="AF00DB"/>
+          <w:sz w:val="21"/>
+          <w:szCs w:val="21"/>
+        </w:rPr>
+        <w:t>import</w:t>
+      </w:r>
+      <w:r>
+        <w:rPr>
+          <w:rFonts w:ascii="Consolas" w:eastAsia="Times New Roman" w:hAnsi="Consolas" w:cs="Times New Roman"/>
+          <w:color w:val="3B3B3B"/>
+          <w:sz w:val="21"/>
+          <w:szCs w:val="21"/>
+        </w:rPr>
+        <w:t xml:space="preserve"> </w:t>
+      </w:r>
       <w:proofErr w:type="gramStart"/>
       <w:r>
         <w:rPr>
           <w:rFonts w:ascii="Consolas" w:eastAsia="Times New Roman" w:hAnsi="Consolas" w:cs="Times New Roman"/>
-          <w:color w:val="AF00DB"/>
-          <w:sz w:val="21"/>
-          <w:szCs w:val="21"/>
-        </w:rPr>
-        <w:t>import</w:t>
+          <w:color w:val="3B3B3B"/>
+          <w:sz w:val="21"/>
+          <w:szCs w:val="21"/>
+        </w:rPr>
+        <w:t xml:space="preserve">{ </w:t>
+      </w:r>
+      <w:r>
+        <w:rPr>
+          <w:rFonts w:ascii="Consolas" w:eastAsia="Times New Roman" w:hAnsi="Consolas" w:cs="Times New Roman"/>
+          <w:color w:val="001080"/>
+          <w:sz w:val="21"/>
+          <w:szCs w:val="21"/>
+        </w:rPr>
+        <w:t>CanActivate</w:t>
       </w:r>
       <w:proofErr w:type="gramEnd"/>
       <w:r>
@@ -560,7 +594,7 @@
           <w:sz w:val="21"/>
           <w:szCs w:val="21"/>
         </w:rPr>
-        <w:t xml:space="preserve"> { </w:t>
+        <w:t xml:space="preserve">, </w:t>
       </w:r>
       <w:r>
         <w:rPr>
@@ -569,7 +603,7 @@
           <w:sz w:val="21"/>
           <w:szCs w:val="21"/>
         </w:rPr>
-        <w:t>CanActivate</w:t>
+        <w:t>ExecutionContext</w:t>
       </w:r>
       <w:r>
         <w:rPr>
@@ -587,7 +621,7 @@
           <w:sz w:val="21"/>
           <w:szCs w:val="21"/>
         </w:rPr>
-        <w:t>ExecutionContext</w:t>
+        <w:t>Injectable</w:t>
       </w:r>
       <w:r>
         <w:rPr>
@@ -598,6 +632,7 @@
         </w:rPr>
         <w:t xml:space="preserve">, </w:t>
       </w:r>
+      <w:proofErr w:type="gramStart"/>
       <w:r>
         <w:rPr>
           <w:rFonts w:ascii="Consolas" w:eastAsia="Times New Roman" w:hAnsi="Consolas" w:cs="Times New Roman"/>
@@ -605,24 +640,6 @@
           <w:sz w:val="21"/>
           <w:szCs w:val="21"/>
         </w:rPr>
-        <w:t>Injectable</w:t>
-      </w:r>
-      <w:r>
-        <w:rPr>
-          <w:rFonts w:ascii="Consolas" w:eastAsia="Times New Roman" w:hAnsi="Consolas" w:cs="Times New Roman"/>
-          <w:color w:val="3B3B3B"/>
-          <w:sz w:val="21"/>
-          <w:szCs w:val="21"/>
-        </w:rPr>
-        <w:t xml:space="preserve">, </w:t>
-      </w:r>
-      <w:r>
-        <w:rPr>
-          <w:rFonts w:ascii="Consolas" w:eastAsia="Times New Roman" w:hAnsi="Consolas" w:cs="Times New Roman"/>
-          <w:color w:val="001080"/>
-          <w:sz w:val="21"/>
-          <w:szCs w:val="21"/>
-        </w:rPr>
         <w:t>UnauthorizedException</w:t>
       </w:r>
       <w:r>
@@ -632,7 +649,17 @@
           <w:sz w:val="21"/>
           <w:szCs w:val="21"/>
         </w:rPr>
-        <w:t xml:space="preserve"> } </w:t>
+        <w:t xml:space="preserve"> }</w:t>
+      </w:r>
+      <w:proofErr w:type="gramEnd"/>
+      <w:r>
+        <w:rPr>
+          <w:rFonts w:ascii="Consolas" w:eastAsia="Times New Roman" w:hAnsi="Consolas" w:cs="Times New Roman"/>
+          <w:color w:val="3B3B3B"/>
+          <w:sz w:val="21"/>
+          <w:szCs w:val="21"/>
+        </w:rPr>
+        <w:t xml:space="preserve"> </w:t>
       </w:r>
       <w:r>
         <w:rPr>
@@ -682,35 +709,44 @@
           <w:szCs w:val="21"/>
         </w:rPr>
       </w:pPr>
+      <w:r>
+        <w:rPr>
+          <w:rFonts w:ascii="Consolas" w:eastAsia="Times New Roman" w:hAnsi="Consolas" w:cs="Times New Roman"/>
+          <w:color w:val="AF00DB"/>
+          <w:sz w:val="21"/>
+          <w:szCs w:val="21"/>
+        </w:rPr>
+        <w:t>import</w:t>
+      </w:r>
+      <w:r>
+        <w:rPr>
+          <w:rFonts w:ascii="Consolas" w:eastAsia="Times New Roman" w:hAnsi="Consolas" w:cs="Times New Roman"/>
+          <w:color w:val="3B3B3B"/>
+          <w:sz w:val="21"/>
+          <w:szCs w:val="21"/>
+        </w:rPr>
+        <w:t xml:space="preserve"> </w:t>
+      </w:r>
       <w:proofErr w:type="gramStart"/>
       <w:r>
         <w:rPr>
           <w:rFonts w:ascii="Consolas" w:eastAsia="Times New Roman" w:hAnsi="Consolas" w:cs="Times New Roman"/>
-          <w:color w:val="AF00DB"/>
-          <w:sz w:val="21"/>
-          <w:szCs w:val="21"/>
-        </w:rPr>
-        <w:t>import</w:t>
+          <w:color w:val="3B3B3B"/>
+          <w:sz w:val="21"/>
+          <w:szCs w:val="21"/>
+        </w:rPr>
+        <w:t xml:space="preserve">{ </w:t>
+      </w:r>
+      <w:r>
+        <w:rPr>
+          <w:rFonts w:ascii="Consolas" w:eastAsia="Times New Roman" w:hAnsi="Consolas" w:cs="Times New Roman"/>
+          <w:color w:val="001080"/>
+          <w:sz w:val="21"/>
+          <w:szCs w:val="21"/>
+        </w:rPr>
+        <w:t>JwtService</w:t>
       </w:r>
       <w:proofErr w:type="gramEnd"/>
-      <w:r>
-        <w:rPr>
-          <w:rFonts w:ascii="Consolas" w:eastAsia="Times New Roman" w:hAnsi="Consolas" w:cs="Times New Roman"/>
-          <w:color w:val="3B3B3B"/>
-          <w:sz w:val="21"/>
-          <w:szCs w:val="21"/>
-        </w:rPr>
-        <w:t xml:space="preserve"> { </w:t>
-      </w:r>
-      <w:r>
-        <w:rPr>
-          <w:rFonts w:ascii="Consolas" w:eastAsia="Times New Roman" w:hAnsi="Consolas" w:cs="Times New Roman"/>
-          <w:color w:val="001080"/>
-          <w:sz w:val="21"/>
-          <w:szCs w:val="21"/>
-        </w:rPr>
-        <w:t>JwtService</w:t>
-      </w:r>
       <w:r>
         <w:rPr>
           <w:rFonts w:ascii="Consolas" w:eastAsia="Times New Roman" w:hAnsi="Consolas" w:cs="Times New Roman"/>
@@ -768,35 +804,44 @@
           <w:szCs w:val="21"/>
         </w:rPr>
       </w:pPr>
+      <w:r>
+        <w:rPr>
+          <w:rFonts w:ascii="Consolas" w:eastAsia="Times New Roman" w:hAnsi="Consolas" w:cs="Times New Roman"/>
+          <w:color w:val="AF00DB"/>
+          <w:sz w:val="21"/>
+          <w:szCs w:val="21"/>
+        </w:rPr>
+        <w:t>import</w:t>
+      </w:r>
+      <w:r>
+        <w:rPr>
+          <w:rFonts w:ascii="Consolas" w:eastAsia="Times New Roman" w:hAnsi="Consolas" w:cs="Times New Roman"/>
+          <w:color w:val="3B3B3B"/>
+          <w:sz w:val="21"/>
+          <w:szCs w:val="21"/>
+        </w:rPr>
+        <w:t xml:space="preserve"> </w:t>
+      </w:r>
       <w:proofErr w:type="gramStart"/>
       <w:r>
         <w:rPr>
           <w:rFonts w:ascii="Consolas" w:eastAsia="Times New Roman" w:hAnsi="Consolas" w:cs="Times New Roman"/>
-          <w:color w:val="AF00DB"/>
-          <w:sz w:val="21"/>
-          <w:szCs w:val="21"/>
-        </w:rPr>
-        <w:t>import</w:t>
+          <w:color w:val="3B3B3B"/>
+          <w:sz w:val="21"/>
+          <w:szCs w:val="21"/>
+        </w:rPr>
+        <w:t xml:space="preserve">{ </w:t>
+      </w:r>
+      <w:r>
+        <w:rPr>
+          <w:rFonts w:ascii="Consolas" w:eastAsia="Times New Roman" w:hAnsi="Consolas" w:cs="Times New Roman"/>
+          <w:color w:val="001080"/>
+          <w:sz w:val="21"/>
+          <w:szCs w:val="21"/>
+        </w:rPr>
+        <w:t>Request</w:t>
       </w:r>
       <w:proofErr w:type="gramEnd"/>
-      <w:r>
-        <w:rPr>
-          <w:rFonts w:ascii="Consolas" w:eastAsia="Times New Roman" w:hAnsi="Consolas" w:cs="Times New Roman"/>
-          <w:color w:val="3B3B3B"/>
-          <w:sz w:val="21"/>
-          <w:szCs w:val="21"/>
-        </w:rPr>
-        <w:t xml:space="preserve"> { </w:t>
-      </w:r>
-      <w:r>
-        <w:rPr>
-          <w:rFonts w:ascii="Consolas" w:eastAsia="Times New Roman" w:hAnsi="Consolas" w:cs="Times New Roman"/>
-          <w:color w:val="001080"/>
-          <w:sz w:val="21"/>
-          <w:szCs w:val="21"/>
-        </w:rPr>
-        <w:t>Request</w:t>
-      </w:r>
       <w:r>
         <w:rPr>
           <w:rFonts w:ascii="Consolas" w:eastAsia="Times New Roman" w:hAnsi="Consolas" w:cs="Times New Roman"/>
@@ -854,71 +899,82 @@
           <w:szCs w:val="21"/>
         </w:rPr>
       </w:pPr>
+      <w:r>
+        <w:rPr>
+          <w:rFonts w:ascii="Consolas" w:eastAsia="Times New Roman" w:hAnsi="Consolas" w:cs="Times New Roman"/>
+          <w:color w:val="AF00DB"/>
+          <w:sz w:val="21"/>
+          <w:szCs w:val="21"/>
+        </w:rPr>
+        <w:t>import</w:t>
+      </w:r>
+      <w:r>
+        <w:rPr>
+          <w:rFonts w:ascii="Consolas" w:eastAsia="Times New Roman" w:hAnsi="Consolas" w:cs="Times New Roman"/>
+          <w:color w:val="3B3B3B"/>
+          <w:sz w:val="21"/>
+          <w:szCs w:val="21"/>
+        </w:rPr>
+        <w:t xml:space="preserve"> </w:t>
+      </w:r>
       <w:proofErr w:type="gramStart"/>
       <w:r>
         <w:rPr>
           <w:rFonts w:ascii="Consolas" w:eastAsia="Times New Roman" w:hAnsi="Consolas" w:cs="Times New Roman"/>
+          <w:color w:val="3B3B3B"/>
+          <w:sz w:val="21"/>
+          <w:szCs w:val="21"/>
+        </w:rPr>
+        <w:t xml:space="preserve">{ </w:t>
+      </w:r>
+      <w:r>
+        <w:rPr>
+          <w:rFonts w:ascii="Consolas" w:eastAsia="Times New Roman" w:hAnsi="Consolas" w:cs="Times New Roman"/>
+          <w:color w:val="001080"/>
+          <w:sz w:val="21"/>
+          <w:szCs w:val="21"/>
+        </w:rPr>
+        <w:t>jwtConstants</w:t>
+      </w:r>
+      <w:proofErr w:type="gramEnd"/>
+      <w:r>
+        <w:rPr>
+          <w:rFonts w:ascii="Consolas" w:eastAsia="Times New Roman" w:hAnsi="Consolas" w:cs="Times New Roman"/>
+          <w:color w:val="3B3B3B"/>
+          <w:sz w:val="21"/>
+          <w:szCs w:val="21"/>
+        </w:rPr>
+        <w:t xml:space="preserve"> } </w:t>
+      </w:r>
+      <w:r>
+        <w:rPr>
+          <w:rFonts w:ascii="Consolas" w:eastAsia="Times New Roman" w:hAnsi="Consolas" w:cs="Times New Roman"/>
           <w:color w:val="AF00DB"/>
           <w:sz w:val="21"/>
           <w:szCs w:val="21"/>
         </w:rPr>
-        <w:t>import</w:t>
+        <w:t>from</w:t>
+      </w:r>
+      <w:r>
+        <w:rPr>
+          <w:rFonts w:ascii="Consolas" w:eastAsia="Times New Roman" w:hAnsi="Consolas" w:cs="Times New Roman"/>
+          <w:color w:val="3B3B3B"/>
+          <w:sz w:val="21"/>
+          <w:szCs w:val="21"/>
+        </w:rPr>
+        <w:t xml:space="preserve"> </w:t>
+      </w:r>
+      <w:proofErr w:type="gramStart"/>
+      <w:r>
+        <w:rPr>
+          <w:rFonts w:ascii="Consolas" w:eastAsia="Times New Roman" w:hAnsi="Consolas" w:cs="Times New Roman"/>
+          <w:color w:val="A31515"/>
+          <w:sz w:val="21"/>
+          <w:szCs w:val="21"/>
+        </w:rPr>
+        <w:t>'./constants'</w:t>
       </w:r>
       <w:proofErr w:type="gramEnd"/>
-      <w:r>
-        <w:rPr>
-          <w:rFonts w:ascii="Consolas" w:eastAsia="Times New Roman" w:hAnsi="Consolas" w:cs="Times New Roman"/>
-          <w:color w:val="3B3B3B"/>
-          <w:sz w:val="21"/>
-          <w:szCs w:val="21"/>
-        </w:rPr>
-        <w:t xml:space="preserve"> { </w:t>
-      </w:r>
-      <w:r>
-        <w:rPr>
-          <w:rFonts w:ascii="Consolas" w:eastAsia="Times New Roman" w:hAnsi="Consolas" w:cs="Times New Roman"/>
-          <w:color w:val="001080"/>
-          <w:sz w:val="21"/>
-          <w:szCs w:val="21"/>
-        </w:rPr>
-        <w:t>jwtConstants</w:t>
-      </w:r>
-      <w:r>
-        <w:rPr>
-          <w:rFonts w:ascii="Consolas" w:eastAsia="Times New Roman" w:hAnsi="Consolas" w:cs="Times New Roman"/>
-          <w:color w:val="3B3B3B"/>
-          <w:sz w:val="21"/>
-          <w:szCs w:val="21"/>
-        </w:rPr>
-        <w:t xml:space="preserve"> } </w:t>
-      </w:r>
-      <w:r>
-        <w:rPr>
-          <w:rFonts w:ascii="Consolas" w:eastAsia="Times New Roman" w:hAnsi="Consolas" w:cs="Times New Roman"/>
-          <w:color w:val="AF00DB"/>
-          <w:sz w:val="21"/>
-          <w:szCs w:val="21"/>
-        </w:rPr>
-        <w:t>from</w:t>
-      </w:r>
-      <w:r>
-        <w:rPr>
-          <w:rFonts w:ascii="Consolas" w:eastAsia="Times New Roman" w:hAnsi="Consolas" w:cs="Times New Roman"/>
-          <w:color w:val="3B3B3B"/>
-          <w:sz w:val="21"/>
-          <w:szCs w:val="21"/>
-        </w:rPr>
-        <w:t xml:space="preserve"> </w:t>
-      </w:r>
-      <w:r>
-        <w:rPr>
-          <w:rFonts w:ascii="Consolas" w:eastAsia="Times New Roman" w:hAnsi="Consolas" w:cs="Times New Roman"/>
-          <w:color w:val="A31515"/>
-          <w:sz w:val="21"/>
-          <w:szCs w:val="21"/>
-        </w:rPr>
-        <w:t>'./constants'</w:t>
-      </w:r>
       <w:r>
         <w:rPr>
           <w:rFonts w:ascii="Consolas" w:eastAsia="Times New Roman" w:hAnsi="Consolas" w:cs="Times New Roman"/>
@@ -940,35 +996,44 @@
           <w:szCs w:val="21"/>
         </w:rPr>
       </w:pPr>
+      <w:r>
+        <w:rPr>
+          <w:rFonts w:ascii="Consolas" w:eastAsia="Times New Roman" w:hAnsi="Consolas" w:cs="Times New Roman"/>
+          <w:color w:val="AF00DB"/>
+          <w:sz w:val="21"/>
+          <w:szCs w:val="21"/>
+        </w:rPr>
+        <w:t>import</w:t>
+      </w:r>
+      <w:r>
+        <w:rPr>
+          <w:rFonts w:ascii="Consolas" w:eastAsia="Times New Roman" w:hAnsi="Consolas" w:cs="Times New Roman"/>
+          <w:color w:val="3B3B3B"/>
+          <w:sz w:val="21"/>
+          <w:szCs w:val="21"/>
+        </w:rPr>
+        <w:t xml:space="preserve"> </w:t>
+      </w:r>
       <w:proofErr w:type="gramStart"/>
       <w:r>
         <w:rPr>
           <w:rFonts w:ascii="Consolas" w:eastAsia="Times New Roman" w:hAnsi="Consolas" w:cs="Times New Roman"/>
-          <w:color w:val="AF00DB"/>
-          <w:sz w:val="21"/>
-          <w:szCs w:val="21"/>
-        </w:rPr>
-        <w:t>import</w:t>
+          <w:color w:val="3B3B3B"/>
+          <w:sz w:val="21"/>
+          <w:szCs w:val="21"/>
+        </w:rPr>
+        <w:t xml:space="preserve">{ </w:t>
+      </w:r>
+      <w:r>
+        <w:rPr>
+          <w:rFonts w:ascii="Consolas" w:eastAsia="Times New Roman" w:hAnsi="Consolas" w:cs="Times New Roman"/>
+          <w:color w:val="001080"/>
+          <w:sz w:val="21"/>
+          <w:szCs w:val="21"/>
+        </w:rPr>
+        <w:t>Reflector</w:t>
       </w:r>
       <w:proofErr w:type="gramEnd"/>
-      <w:r>
-        <w:rPr>
-          <w:rFonts w:ascii="Consolas" w:eastAsia="Times New Roman" w:hAnsi="Consolas" w:cs="Times New Roman"/>
-          <w:color w:val="3B3B3B"/>
-          <w:sz w:val="21"/>
-          <w:szCs w:val="21"/>
-        </w:rPr>
-        <w:t xml:space="preserve"> { </w:t>
-      </w:r>
-      <w:r>
-        <w:rPr>
-          <w:rFonts w:ascii="Consolas" w:eastAsia="Times New Roman" w:hAnsi="Consolas" w:cs="Times New Roman"/>
-          <w:color w:val="001080"/>
-          <w:sz w:val="21"/>
-          <w:szCs w:val="21"/>
-        </w:rPr>
-        <w:t>Reflector</w:t>
-      </w:r>
       <w:r>
         <w:rPr>
           <w:rFonts w:ascii="Consolas" w:eastAsia="Times New Roman" w:hAnsi="Consolas" w:cs="Times New Roman"/>
@@ -1026,43 +1091,81 @@
           <w:szCs w:val="21"/>
         </w:rPr>
       </w:pPr>
+      <w:r>
+        <w:rPr>
+          <w:rFonts w:ascii="Consolas" w:eastAsia="Times New Roman" w:hAnsi="Consolas" w:cs="Times New Roman"/>
+          <w:color w:val="AF00DB"/>
+          <w:sz w:val="21"/>
+          <w:szCs w:val="21"/>
+        </w:rPr>
+        <w:t>import</w:t>
+      </w:r>
+      <w:r>
+        <w:rPr>
+          <w:rFonts w:ascii="Consolas" w:eastAsia="Times New Roman" w:hAnsi="Consolas" w:cs="Times New Roman"/>
+          <w:color w:val="3B3B3B"/>
+          <w:sz w:val="21"/>
+          <w:szCs w:val="21"/>
+        </w:rPr>
+        <w:t xml:space="preserve"> </w:t>
+      </w:r>
       <w:proofErr w:type="gramStart"/>
       <w:r>
         <w:rPr>
           <w:rFonts w:ascii="Consolas" w:eastAsia="Times New Roman" w:hAnsi="Consolas" w:cs="Times New Roman"/>
-          <w:color w:val="AF00DB"/>
-          <w:sz w:val="21"/>
-          <w:szCs w:val="21"/>
-        </w:rPr>
-        <w:t>import</w:t>
+          <w:color w:val="3B3B3B"/>
+          <w:sz w:val="21"/>
+          <w:szCs w:val="21"/>
+        </w:rPr>
+        <w:t xml:space="preserve">{ </w:t>
+      </w:r>
+      <w:r>
+        <w:rPr>
+          <w:rFonts w:ascii="Consolas" w:eastAsia="Times New Roman" w:hAnsi="Consolas" w:cs="Times New Roman"/>
+          <w:color w:val="001080"/>
+          <w:sz w:val="21"/>
+          <w:szCs w:val="21"/>
+        </w:rPr>
+        <w:t>IS</w:t>
       </w:r>
       <w:proofErr w:type="gramEnd"/>
       <w:r>
         <w:rPr>
           <w:rFonts w:ascii="Consolas" w:eastAsia="Times New Roman" w:hAnsi="Consolas" w:cs="Times New Roman"/>
-          <w:color w:val="3B3B3B"/>
-          <w:sz w:val="21"/>
-          <w:szCs w:val="21"/>
-        </w:rPr>
-        <w:t xml:space="preserve"> { </w:t>
-      </w:r>
-      <w:r>
-        <w:rPr>
-          <w:rFonts w:ascii="Consolas" w:eastAsia="Times New Roman" w:hAnsi="Consolas" w:cs="Times New Roman"/>
           <w:color w:val="001080"/>
           <w:sz w:val="21"/>
           <w:szCs w:val="21"/>
         </w:rPr>
-        <w:t>IS_PUBLIC_KEY</w:t>
-      </w:r>
-      <w:r>
-        <w:rPr>
-          <w:rFonts w:ascii="Consolas" w:eastAsia="Times New Roman" w:hAnsi="Consolas" w:cs="Times New Roman"/>
-          <w:color w:val="3B3B3B"/>
-          <w:sz w:val="21"/>
-          <w:szCs w:val="21"/>
-        </w:rPr>
-        <w:t xml:space="preserve"> } </w:t>
+        <w:t>_PUBLIC_</w:t>
+      </w:r>
+      <w:proofErr w:type="gramStart"/>
+      <w:r>
+        <w:rPr>
+          <w:rFonts w:ascii="Consolas" w:eastAsia="Times New Roman" w:hAnsi="Consolas" w:cs="Times New Roman"/>
+          <w:color w:val="001080"/>
+          <w:sz w:val="21"/>
+          <w:szCs w:val="21"/>
+        </w:rPr>
+        <w:t>KEY</w:t>
+      </w:r>
+      <w:r>
+        <w:rPr>
+          <w:rFonts w:ascii="Consolas" w:eastAsia="Times New Roman" w:hAnsi="Consolas" w:cs="Times New Roman"/>
+          <w:color w:val="3B3B3B"/>
+          <w:sz w:val="21"/>
+          <w:szCs w:val="21"/>
+        </w:rPr>
+        <w:t xml:space="preserve"> }</w:t>
+      </w:r>
+      <w:proofErr w:type="gramEnd"/>
+      <w:r>
+        <w:rPr>
+          <w:rFonts w:ascii="Consolas" w:eastAsia="Times New Roman" w:hAnsi="Consolas" w:cs="Times New Roman"/>
+          <w:color w:val="3B3B3B"/>
+          <w:sz w:val="21"/>
+          <w:szCs w:val="21"/>
+        </w:rPr>
+        <w:t xml:space="preserve"> </w:t>
       </w:r>
       <w:r>
         <w:rPr>
@@ -1112,19 +1215,19 @@
           <w:szCs w:val="21"/>
         </w:rPr>
       </w:pPr>
+      <w:r>
+        <w:rPr>
+          <w:rFonts w:ascii="Consolas" w:eastAsia="Times New Roman" w:hAnsi="Consolas" w:cs="Times New Roman"/>
+          <w:color w:val="3B3B3B"/>
+          <w:sz w:val="21"/>
+          <w:szCs w:val="21"/>
+        </w:rPr>
+        <w:t>@</w:t>
+      </w:r>
       <w:proofErr w:type="gramStart"/>
       <w:r>
         <w:rPr>
           <w:rFonts w:ascii="Consolas" w:eastAsia="Times New Roman" w:hAnsi="Consolas" w:cs="Times New Roman"/>
-          <w:color w:val="3B3B3B"/>
-          <w:sz w:val="21"/>
-          <w:szCs w:val="21"/>
-        </w:rPr>
-        <w:t>@</w:t>
-      </w:r>
-      <w:r>
-        <w:rPr>
-          <w:rFonts w:ascii="Consolas" w:eastAsia="Times New Roman" w:hAnsi="Consolas" w:cs="Times New Roman"/>
           <w:color w:val="795E26"/>
           <w:sz w:val="21"/>
           <w:szCs w:val="21"/>
@@ -1138,9 +1241,18 @@
           <w:sz w:val="21"/>
           <w:szCs w:val="21"/>
         </w:rPr>
-        <w:t>()</w:t>
+        <w:t>(</w:t>
       </w:r>
       <w:proofErr w:type="gramEnd"/>
+      <w:r>
+        <w:rPr>
+          <w:rFonts w:ascii="Consolas" w:eastAsia="Times New Roman" w:hAnsi="Consolas" w:cs="Times New Roman"/>
+          <w:color w:val="3B3B3B"/>
+          <w:sz w:val="21"/>
+          <w:szCs w:val="21"/>
+        </w:rPr>
+        <w:t>)</w:t>
+      </w:r>
     </w:p>
     <w:p>
       <w:pPr>
@@ -1153,7 +1265,6 @@
           <w:szCs w:val="21"/>
         </w:rPr>
       </w:pPr>
-      <w:proofErr w:type="gramStart"/>
       <w:r>
         <w:rPr>
           <w:rFonts w:ascii="Consolas" w:eastAsia="Times New Roman" w:hAnsi="Consolas" w:cs="Times New Roman"/>
@@ -1163,7 +1274,6 @@
         </w:rPr>
         <w:t>export</w:t>
       </w:r>
-      <w:proofErr w:type="gramEnd"/>
       <w:r>
         <w:rPr>
           <w:rFonts w:ascii="Consolas" w:eastAsia="Times New Roman" w:hAnsi="Consolas" w:cs="Times New Roman"/>
@@ -1442,6 +1552,7 @@
         </w:rPr>
         <w:t xml:space="preserve"> </w:t>
       </w:r>
+      <w:proofErr w:type="gramStart"/>
       <w:r>
         <w:rPr>
           <w:rFonts w:ascii="Consolas" w:eastAsia="Times New Roman" w:hAnsi="Consolas" w:cs="Times New Roman"/>
@@ -1458,7 +1569,17 @@
           <w:sz w:val="21"/>
           <w:szCs w:val="21"/>
         </w:rPr>
-        <w:t>){}</w:t>
+        <w:t>){</w:t>
+      </w:r>
+      <w:proofErr w:type="gramEnd"/>
+      <w:r>
+        <w:rPr>
+          <w:rFonts w:ascii="Consolas" w:eastAsia="Times New Roman" w:hAnsi="Consolas" w:cs="Times New Roman"/>
+          <w:color w:val="3B3B3B"/>
+          <w:sz w:val="21"/>
+          <w:szCs w:val="21"/>
+        </w:rPr>
+        <w:t>}</w:t>
       </w:r>
     </w:p>
     <w:p>
@@ -1493,44 +1614,44 @@
         </w:rPr>
         <w:t xml:space="preserve">  </w:t>
       </w:r>
+      <w:r>
+        <w:rPr>
+          <w:rFonts w:ascii="Consolas" w:eastAsia="Times New Roman" w:hAnsi="Consolas" w:cs="Times New Roman"/>
+          <w:color w:val="0000FF"/>
+          <w:sz w:val="21"/>
+          <w:szCs w:val="21"/>
+        </w:rPr>
+        <w:t>async</w:t>
+      </w:r>
+      <w:r>
+        <w:rPr>
+          <w:rFonts w:ascii="Consolas" w:eastAsia="Times New Roman" w:hAnsi="Consolas" w:cs="Times New Roman"/>
+          <w:color w:val="3B3B3B"/>
+          <w:sz w:val="21"/>
+          <w:szCs w:val="21"/>
+        </w:rPr>
+        <w:t xml:space="preserve"> </w:t>
+      </w:r>
       <w:proofErr w:type="gramStart"/>
       <w:r>
         <w:rPr>
           <w:rFonts w:ascii="Consolas" w:eastAsia="Times New Roman" w:hAnsi="Consolas" w:cs="Times New Roman"/>
-          <w:color w:val="0000FF"/>
-          <w:sz w:val="21"/>
-          <w:szCs w:val="21"/>
-        </w:rPr>
-        <w:t>async</w:t>
+          <w:color w:val="795E26"/>
+          <w:sz w:val="21"/>
+          <w:szCs w:val="21"/>
+        </w:rPr>
+        <w:t>canActivate</w:t>
+      </w:r>
+      <w:r>
+        <w:rPr>
+          <w:rFonts w:ascii="Consolas" w:eastAsia="Times New Roman" w:hAnsi="Consolas" w:cs="Times New Roman"/>
+          <w:color w:val="3B3B3B"/>
+          <w:sz w:val="21"/>
+          <w:szCs w:val="21"/>
+        </w:rPr>
+        <w:t>(</w:t>
       </w:r>
       <w:proofErr w:type="gramEnd"/>
-      <w:r>
-        <w:rPr>
-          <w:rFonts w:ascii="Consolas" w:eastAsia="Times New Roman" w:hAnsi="Consolas" w:cs="Times New Roman"/>
-          <w:color w:val="3B3B3B"/>
-          <w:sz w:val="21"/>
-          <w:szCs w:val="21"/>
-        </w:rPr>
-        <w:t xml:space="preserve"> </w:t>
-      </w:r>
-      <w:r>
-        <w:rPr>
-          <w:rFonts w:ascii="Consolas" w:eastAsia="Times New Roman" w:hAnsi="Consolas" w:cs="Times New Roman"/>
-          <w:color w:val="795E26"/>
-          <w:sz w:val="21"/>
-          <w:szCs w:val="21"/>
-        </w:rPr>
-        <w:t>canActivate</w:t>
-      </w:r>
-      <w:r>
-        <w:rPr>
-          <w:rFonts w:ascii="Consolas" w:eastAsia="Times New Roman" w:hAnsi="Consolas" w:cs="Times New Roman"/>
-          <w:color w:val="3B3B3B"/>
-          <w:sz w:val="21"/>
-          <w:szCs w:val="21"/>
-        </w:rPr>
-        <w:t>(</w:t>
-      </w:r>
     </w:p>
     <w:p>
       <w:pPr>
@@ -1552,7 +1673,6 @@
         </w:rPr>
         <w:t xml:space="preserve">    </w:t>
       </w:r>
-      <w:proofErr w:type="gramStart"/>
       <w:r>
         <w:rPr>
           <w:rFonts w:ascii="Consolas" w:eastAsia="Times New Roman" w:hAnsi="Consolas" w:cs="Times New Roman"/>
@@ -1562,7 +1682,6 @@
         </w:rPr>
         <w:t>context</w:t>
       </w:r>
-      <w:proofErr w:type="gramEnd"/>
       <w:r>
         <w:rPr>
           <w:rFonts w:ascii="Consolas" w:eastAsia="Times New Roman" w:hAnsi="Consolas" w:cs="Times New Roman"/>
@@ -1656,7 +1775,6 @@
         </w:rPr>
         <w:t>&lt;</w:t>
       </w:r>
-      <w:proofErr w:type="gramStart"/>
       <w:r>
         <w:rPr>
           <w:rFonts w:ascii="Consolas" w:eastAsia="Times New Roman" w:hAnsi="Consolas" w:cs="Times New Roman"/>
@@ -1666,7 +1784,6 @@
         </w:rPr>
         <w:t>boolean</w:t>
       </w:r>
-      <w:proofErr w:type="gramEnd"/>
       <w:r>
         <w:rPr>
           <w:rFonts w:ascii="Consolas" w:eastAsia="Times New Roman" w:hAnsi="Consolas" w:cs="Times New Roman"/>
@@ -1709,6 +1826,60 @@
         </w:rPr>
         <w:t xml:space="preserve">    </w:t>
       </w:r>
+      <w:r>
+        <w:rPr>
+          <w:rFonts w:ascii="Consolas" w:eastAsia="Times New Roman" w:hAnsi="Consolas" w:cs="Times New Roman"/>
+          <w:color w:val="0000FF"/>
+          <w:sz w:val="21"/>
+          <w:szCs w:val="21"/>
+        </w:rPr>
+        <w:t>const</w:t>
+      </w:r>
+      <w:r>
+        <w:rPr>
+          <w:rFonts w:ascii="Consolas" w:eastAsia="Times New Roman" w:hAnsi="Consolas" w:cs="Times New Roman"/>
+          <w:color w:val="3B3B3B"/>
+          <w:sz w:val="21"/>
+          <w:szCs w:val="21"/>
+        </w:rPr>
+        <w:t xml:space="preserve"> </w:t>
+      </w:r>
+      <w:r>
+        <w:rPr>
+          <w:rFonts w:ascii="Consolas" w:eastAsia="Times New Roman" w:hAnsi="Consolas" w:cs="Times New Roman"/>
+          <w:color w:val="0070C1"/>
+          <w:sz w:val="21"/>
+          <w:szCs w:val="21"/>
+        </w:rPr>
+        <w:t>isPublic</w:t>
+      </w:r>
+      <w:r>
+        <w:rPr>
+          <w:rFonts w:ascii="Consolas" w:eastAsia="Times New Roman" w:hAnsi="Consolas" w:cs="Times New Roman"/>
+          <w:color w:val="3B3B3B"/>
+          <w:sz w:val="21"/>
+          <w:szCs w:val="21"/>
+        </w:rPr>
+        <w:t xml:space="preserve"> </w:t>
+      </w:r>
+      <w:r>
+        <w:rPr>
+          <w:rFonts w:ascii="Consolas" w:eastAsia="Times New Roman" w:hAnsi="Consolas" w:cs="Times New Roman"/>
+          <w:color w:val="000000"/>
+          <w:sz w:val="21"/>
+          <w:szCs w:val="21"/>
+        </w:rPr>
+        <w:t>=</w:t>
+      </w:r>
+      <w:r>
+        <w:rPr>
+          <w:rFonts w:ascii="Consolas" w:eastAsia="Times New Roman" w:hAnsi="Consolas" w:cs="Times New Roman"/>
+          <w:color w:val="3B3B3B"/>
+          <w:sz w:val="21"/>
+          <w:szCs w:val="21"/>
+        </w:rPr>
+        <w:t xml:space="preserve"> </w:t>
+      </w:r>
       <w:proofErr w:type="gramStart"/>
       <w:r>
         <w:rPr>
@@ -1717,7 +1888,25 @@
           <w:sz w:val="21"/>
           <w:szCs w:val="21"/>
         </w:rPr>
-        <w:t>const</w:t>
+        <w:t>this</w:t>
+      </w:r>
+      <w:r>
+        <w:rPr>
+          <w:rFonts w:ascii="Consolas" w:eastAsia="Times New Roman" w:hAnsi="Consolas" w:cs="Times New Roman"/>
+          <w:color w:val="3B3B3B"/>
+          <w:sz w:val="21"/>
+          <w:szCs w:val="21"/>
+        </w:rPr>
+        <w:t>.</w:t>
+      </w:r>
+      <w:r>
+        <w:rPr>
+          <w:rFonts w:ascii="Consolas" w:eastAsia="Times New Roman" w:hAnsi="Consolas" w:cs="Times New Roman"/>
+          <w:color w:val="0070C1"/>
+          <w:sz w:val="21"/>
+          <w:szCs w:val="21"/>
+        </w:rPr>
+        <w:t>reflector</w:t>
       </w:r>
       <w:proofErr w:type="gramEnd"/>
       <w:r>
@@ -1727,83 +1916,11 @@
           <w:sz w:val="21"/>
           <w:szCs w:val="21"/>
         </w:rPr>
-        <w:t xml:space="preserve"> </w:t>
-      </w:r>
-      <w:r>
-        <w:rPr>
-          <w:rFonts w:ascii="Consolas" w:eastAsia="Times New Roman" w:hAnsi="Consolas" w:cs="Times New Roman"/>
-          <w:color w:val="0070C1"/>
-          <w:sz w:val="21"/>
-          <w:szCs w:val="21"/>
-        </w:rPr>
-        <w:t>isPublic</w:t>
-      </w:r>
-      <w:r>
-        <w:rPr>
-          <w:rFonts w:ascii="Consolas" w:eastAsia="Times New Roman" w:hAnsi="Consolas" w:cs="Times New Roman"/>
-          <w:color w:val="3B3B3B"/>
-          <w:sz w:val="21"/>
-          <w:szCs w:val="21"/>
-        </w:rPr>
-        <w:t xml:space="preserve"> </w:t>
-      </w:r>
-      <w:r>
-        <w:rPr>
-          <w:rFonts w:ascii="Consolas" w:eastAsia="Times New Roman" w:hAnsi="Consolas" w:cs="Times New Roman"/>
-          <w:color w:val="000000"/>
-          <w:sz w:val="21"/>
-          <w:szCs w:val="21"/>
-        </w:rPr>
-        <w:t>=</w:t>
-      </w:r>
-      <w:r>
-        <w:rPr>
-          <w:rFonts w:ascii="Consolas" w:eastAsia="Times New Roman" w:hAnsi="Consolas" w:cs="Times New Roman"/>
-          <w:color w:val="3B3B3B"/>
-          <w:sz w:val="21"/>
-          <w:szCs w:val="21"/>
-        </w:rPr>
-        <w:t xml:space="preserve"> </w:t>
-      </w:r>
-      <w:r>
-        <w:rPr>
-          <w:rFonts w:ascii="Consolas" w:eastAsia="Times New Roman" w:hAnsi="Consolas" w:cs="Times New Roman"/>
-          <w:color w:val="0000FF"/>
-          <w:sz w:val="21"/>
-          <w:szCs w:val="21"/>
-        </w:rPr>
-        <w:t>this</w:t>
-      </w:r>
-      <w:r>
-        <w:rPr>
-          <w:rFonts w:ascii="Consolas" w:eastAsia="Times New Roman" w:hAnsi="Consolas" w:cs="Times New Roman"/>
-          <w:color w:val="3B3B3B"/>
-          <w:sz w:val="21"/>
-          <w:szCs w:val="21"/>
-        </w:rPr>
         <w:t>.</w:t>
       </w:r>
       <w:r>
         <w:rPr>
           <w:rFonts w:ascii="Consolas" w:eastAsia="Times New Roman" w:hAnsi="Consolas" w:cs="Times New Roman"/>
-          <w:color w:val="0070C1"/>
-          <w:sz w:val="21"/>
-          <w:szCs w:val="21"/>
-        </w:rPr>
-        <w:t>reflector</w:t>
-      </w:r>
-      <w:r>
-        <w:rPr>
-          <w:rFonts w:ascii="Consolas" w:eastAsia="Times New Roman" w:hAnsi="Consolas" w:cs="Times New Roman"/>
-          <w:color w:val="3B3B3B"/>
-          <w:sz w:val="21"/>
-          <w:szCs w:val="21"/>
-        </w:rPr>
-        <w:t>.</w:t>
-      </w:r>
-      <w:r>
-        <w:rPr>
-          <w:rFonts w:ascii="Consolas" w:eastAsia="Times New Roman" w:hAnsi="Consolas" w:cs="Times New Roman"/>
           <w:color w:val="795E26"/>
           <w:sz w:val="21"/>
           <w:szCs w:val="21"/>
@@ -1828,6 +1945,7 @@
         </w:rPr>
         <w:t>boolean</w:t>
       </w:r>
+      <w:proofErr w:type="gramStart"/>
       <w:r>
         <w:rPr>
           <w:rFonts w:ascii="Consolas" w:eastAsia="Times New Roman" w:hAnsi="Consolas" w:cs="Times New Roman"/>
@@ -1837,6 +1955,7 @@
         </w:rPr>
         <w:t>&gt;(</w:t>
       </w:r>
+      <w:proofErr w:type="gramEnd"/>
       <w:r>
         <w:rPr>
           <w:rFonts w:ascii="Consolas" w:eastAsia="Times New Roman" w:hAnsi="Consolas" w:cs="Times New Roman"/>
@@ -1904,15 +2023,6 @@
         </w:rPr>
         <w:t>getHandler</w:t>
       </w:r>
-      <w:r>
-        <w:rPr>
-          <w:rFonts w:ascii="Consolas" w:eastAsia="Times New Roman" w:hAnsi="Consolas" w:cs="Times New Roman"/>
-          <w:color w:val="3B3B3B"/>
-          <w:sz w:val="21"/>
-          <w:szCs w:val="21"/>
-        </w:rPr>
-        <w:t>(</w:t>
-      </w:r>
       <w:proofErr w:type="gramEnd"/>
       <w:r>
         <w:rPr>
@@ -1921,7 +2031,7 @@
           <w:sz w:val="21"/>
           <w:szCs w:val="21"/>
         </w:rPr>
-        <w:t>),</w:t>
+        <w:t>(),</w:t>
       </w:r>
     </w:p>
     <w:p>
@@ -1972,6 +2082,7 @@
         </w:rPr>
         <w:t>getClass</w:t>
       </w:r>
+      <w:proofErr w:type="gramEnd"/>
       <w:r>
         <w:rPr>
           <w:rFonts w:ascii="Consolas" w:eastAsia="Times New Roman" w:hAnsi="Consolas" w:cs="Times New Roman"/>
@@ -1981,7 +2092,6 @@
         </w:rPr>
         <w:t>()</w:t>
       </w:r>
-      <w:proofErr w:type="gramEnd"/>
     </w:p>
     <w:p>
       <w:pPr>
@@ -2036,7 +2146,6 @@
         </w:rPr>
         <w:t xml:space="preserve">    </w:t>
       </w:r>
-      <w:proofErr w:type="gramStart"/>
       <w:r>
         <w:rPr>
           <w:rFonts w:ascii="Consolas" w:eastAsia="Times New Roman" w:hAnsi="Consolas" w:cs="Times New Roman"/>
@@ -2055,7 +2164,6 @@
         </w:rPr>
         <w:t>(</w:t>
       </w:r>
-      <w:proofErr w:type="gramEnd"/>
       <w:r>
         <w:rPr>
           <w:rFonts w:ascii="Consolas" w:eastAsia="Times New Roman" w:hAnsi="Consolas" w:cs="Times New Roman"/>
@@ -2095,7 +2203,6 @@
         </w:rPr>
         <w:t xml:space="preserve">      </w:t>
       </w:r>
-      <w:proofErr w:type="gramStart"/>
       <w:r>
         <w:rPr>
           <w:rFonts w:ascii="Consolas" w:eastAsia="Times New Roman" w:hAnsi="Consolas" w:cs="Times New Roman"/>
@@ -2105,7 +2212,6 @@
         </w:rPr>
         <w:t>return</w:t>
       </w:r>
-      <w:proofErr w:type="gramEnd"/>
       <w:r>
         <w:rPr>
           <w:rFonts w:ascii="Consolas" w:eastAsia="Times New Roman" w:hAnsi="Consolas" w:cs="Times New Roman"/>
@@ -2178,15 +2284,87 @@
         </w:rPr>
         <w:t xml:space="preserve">    </w:t>
       </w:r>
+      <w:r>
+        <w:rPr>
+          <w:rFonts w:ascii="Consolas" w:eastAsia="Times New Roman" w:hAnsi="Consolas" w:cs="Times New Roman"/>
+          <w:color w:val="0000FF"/>
+          <w:sz w:val="21"/>
+          <w:szCs w:val="21"/>
+        </w:rPr>
+        <w:t>const</w:t>
+      </w:r>
+      <w:r>
+        <w:rPr>
+          <w:rFonts w:ascii="Consolas" w:eastAsia="Times New Roman" w:hAnsi="Consolas" w:cs="Times New Roman"/>
+          <w:color w:val="3B3B3B"/>
+          <w:sz w:val="21"/>
+          <w:szCs w:val="21"/>
+        </w:rPr>
+        <w:t xml:space="preserve"> </w:t>
+      </w:r>
+      <w:r>
+        <w:rPr>
+          <w:rFonts w:ascii="Consolas" w:eastAsia="Times New Roman" w:hAnsi="Consolas" w:cs="Times New Roman"/>
+          <w:color w:val="0070C1"/>
+          <w:sz w:val="21"/>
+          <w:szCs w:val="21"/>
+        </w:rPr>
+        <w:t>request</w:t>
+      </w:r>
+      <w:r>
+        <w:rPr>
+          <w:rFonts w:ascii="Consolas" w:eastAsia="Times New Roman" w:hAnsi="Consolas" w:cs="Times New Roman"/>
+          <w:color w:val="3B3B3B"/>
+          <w:sz w:val="21"/>
+          <w:szCs w:val="21"/>
+        </w:rPr>
+        <w:t xml:space="preserve"> </w:t>
+      </w:r>
+      <w:r>
+        <w:rPr>
+          <w:rFonts w:ascii="Consolas" w:eastAsia="Times New Roman" w:hAnsi="Consolas" w:cs="Times New Roman"/>
+          <w:color w:val="000000"/>
+          <w:sz w:val="21"/>
+          <w:szCs w:val="21"/>
+        </w:rPr>
+        <w:t>=</w:t>
+      </w:r>
+      <w:r>
+        <w:rPr>
+          <w:rFonts w:ascii="Consolas" w:eastAsia="Times New Roman" w:hAnsi="Consolas" w:cs="Times New Roman"/>
+          <w:color w:val="3B3B3B"/>
+          <w:sz w:val="21"/>
+          <w:szCs w:val="21"/>
+        </w:rPr>
+        <w:t xml:space="preserve"> </w:t>
+      </w:r>
       <w:proofErr w:type="gramStart"/>
       <w:r>
         <w:rPr>
           <w:rFonts w:ascii="Consolas" w:eastAsia="Times New Roman" w:hAnsi="Consolas" w:cs="Times New Roman"/>
-          <w:color w:val="0000FF"/>
-          <w:sz w:val="21"/>
-          <w:szCs w:val="21"/>
-        </w:rPr>
-        <w:t>const</w:t>
+          <w:color w:val="001080"/>
+          <w:sz w:val="21"/>
+          <w:szCs w:val="21"/>
+        </w:rPr>
+        <w:t>context</w:t>
+      </w:r>
+      <w:r>
+        <w:rPr>
+          <w:rFonts w:ascii="Consolas" w:eastAsia="Times New Roman" w:hAnsi="Consolas" w:cs="Times New Roman"/>
+          <w:color w:val="3B3B3B"/>
+          <w:sz w:val="21"/>
+          <w:szCs w:val="21"/>
+        </w:rPr>
+        <w:t>.</w:t>
+      </w:r>
+      <w:r>
+        <w:rPr>
+          <w:rFonts w:ascii="Consolas" w:eastAsia="Times New Roman" w:hAnsi="Consolas" w:cs="Times New Roman"/>
+          <w:color w:val="795E26"/>
+          <w:sz w:val="21"/>
+          <w:szCs w:val="21"/>
+        </w:rPr>
+        <w:t>switchToHttp</w:t>
       </w:r>
       <w:proofErr w:type="gramEnd"/>
       <w:r>
@@ -2196,61 +2374,17 @@
           <w:sz w:val="21"/>
           <w:szCs w:val="21"/>
         </w:rPr>
-        <w:t xml:space="preserve"> </w:t>
-      </w:r>
-      <w:r>
-        <w:rPr>
-          <w:rFonts w:ascii="Consolas" w:eastAsia="Times New Roman" w:hAnsi="Consolas" w:cs="Times New Roman"/>
-          <w:color w:val="0070C1"/>
-          <w:sz w:val="21"/>
-          <w:szCs w:val="21"/>
-        </w:rPr>
-        <w:t>request</w:t>
-      </w:r>
-      <w:r>
-        <w:rPr>
-          <w:rFonts w:ascii="Consolas" w:eastAsia="Times New Roman" w:hAnsi="Consolas" w:cs="Times New Roman"/>
-          <w:color w:val="3B3B3B"/>
-          <w:sz w:val="21"/>
-          <w:szCs w:val="21"/>
-        </w:rPr>
-        <w:t xml:space="preserve"> </w:t>
-      </w:r>
-      <w:r>
-        <w:rPr>
-          <w:rFonts w:ascii="Consolas" w:eastAsia="Times New Roman" w:hAnsi="Consolas" w:cs="Times New Roman"/>
-          <w:color w:val="000000"/>
-          <w:sz w:val="21"/>
-          <w:szCs w:val="21"/>
-        </w:rPr>
-        <w:t>=</w:t>
-      </w:r>
-      <w:r>
-        <w:rPr>
-          <w:rFonts w:ascii="Consolas" w:eastAsia="Times New Roman" w:hAnsi="Consolas" w:cs="Times New Roman"/>
-          <w:color w:val="3B3B3B"/>
-          <w:sz w:val="21"/>
-          <w:szCs w:val="21"/>
-        </w:rPr>
-        <w:t xml:space="preserve"> </w:t>
-      </w:r>
-      <w:r>
-        <w:rPr>
-          <w:rFonts w:ascii="Consolas" w:eastAsia="Times New Roman" w:hAnsi="Consolas" w:cs="Times New Roman"/>
-          <w:color w:val="001080"/>
-          <w:sz w:val="21"/>
-          <w:szCs w:val="21"/>
-        </w:rPr>
-        <w:t>context</w:t>
-      </w:r>
-      <w:r>
-        <w:rPr>
-          <w:rFonts w:ascii="Consolas" w:eastAsia="Times New Roman" w:hAnsi="Consolas" w:cs="Times New Roman"/>
-          <w:color w:val="3B3B3B"/>
-          <w:sz w:val="21"/>
-          <w:szCs w:val="21"/>
-        </w:rPr>
-        <w:t>.</w:t>
+        <w:t>(</w:t>
+      </w:r>
+      <w:proofErr w:type="gramStart"/>
+      <w:r>
+        <w:rPr>
+          <w:rFonts w:ascii="Consolas" w:eastAsia="Times New Roman" w:hAnsi="Consolas" w:cs="Times New Roman"/>
+          <w:color w:val="3B3B3B"/>
+          <w:sz w:val="21"/>
+          <w:szCs w:val="21"/>
+        </w:rPr>
+        <w:t>).</w:t>
       </w:r>
       <w:r>
         <w:rPr>
@@ -2259,26 +2393,9 @@
           <w:sz w:val="21"/>
           <w:szCs w:val="21"/>
         </w:rPr>
-        <w:t>switchToHttp</w:t>
-      </w:r>
-      <w:r>
-        <w:rPr>
-          <w:rFonts w:ascii="Consolas" w:eastAsia="Times New Roman" w:hAnsi="Consolas" w:cs="Times New Roman"/>
-          <w:color w:val="3B3B3B"/>
-          <w:sz w:val="21"/>
-          <w:szCs w:val="21"/>
-        </w:rPr>
-        <w:t>().</w:t>
-      </w:r>
-      <w:r>
-        <w:rPr>
-          <w:rFonts w:ascii="Consolas" w:eastAsia="Times New Roman" w:hAnsi="Consolas" w:cs="Times New Roman"/>
-          <w:color w:val="795E26"/>
-          <w:sz w:val="21"/>
-          <w:szCs w:val="21"/>
-        </w:rPr>
         <w:t>getRequest</w:t>
       </w:r>
+      <w:proofErr w:type="gramEnd"/>
       <w:r>
         <w:rPr>
           <w:rFonts w:ascii="Consolas" w:eastAsia="Times New Roman" w:hAnsi="Consolas" w:cs="Times New Roman"/>
@@ -2309,6 +2426,60 @@
         </w:rPr>
         <w:t xml:space="preserve">    </w:t>
       </w:r>
+      <w:r>
+        <w:rPr>
+          <w:rFonts w:ascii="Consolas" w:eastAsia="Times New Roman" w:hAnsi="Consolas" w:cs="Times New Roman"/>
+          <w:color w:val="0000FF"/>
+          <w:sz w:val="21"/>
+          <w:szCs w:val="21"/>
+        </w:rPr>
+        <w:t>const</w:t>
+      </w:r>
+      <w:r>
+        <w:rPr>
+          <w:rFonts w:ascii="Consolas" w:eastAsia="Times New Roman" w:hAnsi="Consolas" w:cs="Times New Roman"/>
+          <w:color w:val="3B3B3B"/>
+          <w:sz w:val="21"/>
+          <w:szCs w:val="21"/>
+        </w:rPr>
+        <w:t xml:space="preserve"> </w:t>
+      </w:r>
+      <w:r>
+        <w:rPr>
+          <w:rFonts w:ascii="Consolas" w:eastAsia="Times New Roman" w:hAnsi="Consolas" w:cs="Times New Roman"/>
+          <w:color w:val="0070C1"/>
+          <w:sz w:val="21"/>
+          <w:szCs w:val="21"/>
+        </w:rPr>
+        <w:t>token</w:t>
+      </w:r>
+      <w:r>
+        <w:rPr>
+          <w:rFonts w:ascii="Consolas" w:eastAsia="Times New Roman" w:hAnsi="Consolas" w:cs="Times New Roman"/>
+          <w:color w:val="3B3B3B"/>
+          <w:sz w:val="21"/>
+          <w:szCs w:val="21"/>
+        </w:rPr>
+        <w:t xml:space="preserve"> </w:t>
+      </w:r>
+      <w:r>
+        <w:rPr>
+          <w:rFonts w:ascii="Consolas" w:eastAsia="Times New Roman" w:hAnsi="Consolas" w:cs="Times New Roman"/>
+          <w:color w:val="000000"/>
+          <w:sz w:val="21"/>
+          <w:szCs w:val="21"/>
+        </w:rPr>
+        <w:t>=</w:t>
+      </w:r>
+      <w:r>
+        <w:rPr>
+          <w:rFonts w:ascii="Consolas" w:eastAsia="Times New Roman" w:hAnsi="Consolas" w:cs="Times New Roman"/>
+          <w:color w:val="3B3B3B"/>
+          <w:sz w:val="21"/>
+          <w:szCs w:val="21"/>
+        </w:rPr>
+        <w:t xml:space="preserve"> </w:t>
+      </w:r>
       <w:proofErr w:type="gramStart"/>
       <w:r>
         <w:rPr>
@@ -2317,81 +2488,27 @@
           <w:sz w:val="21"/>
           <w:szCs w:val="21"/>
         </w:rPr>
-        <w:t>const</w:t>
+        <w:t>this</w:t>
+      </w:r>
+      <w:r>
+        <w:rPr>
+          <w:rFonts w:ascii="Consolas" w:eastAsia="Times New Roman" w:hAnsi="Consolas" w:cs="Times New Roman"/>
+          <w:color w:val="3B3B3B"/>
+          <w:sz w:val="21"/>
+          <w:szCs w:val="21"/>
+        </w:rPr>
+        <w:t>.</w:t>
+      </w:r>
+      <w:r>
+        <w:rPr>
+          <w:rFonts w:ascii="Consolas" w:eastAsia="Times New Roman" w:hAnsi="Consolas" w:cs="Times New Roman"/>
+          <w:color w:val="795E26"/>
+          <w:sz w:val="21"/>
+          <w:szCs w:val="21"/>
+        </w:rPr>
+        <w:t>extractTokenFromHeaders</w:t>
       </w:r>
       <w:proofErr w:type="gramEnd"/>
-      <w:r>
-        <w:rPr>
-          <w:rFonts w:ascii="Consolas" w:eastAsia="Times New Roman" w:hAnsi="Consolas" w:cs="Times New Roman"/>
-          <w:color w:val="3B3B3B"/>
-          <w:sz w:val="21"/>
-          <w:szCs w:val="21"/>
-        </w:rPr>
-        <w:t xml:space="preserve"> </w:t>
-      </w:r>
-      <w:r>
-        <w:rPr>
-          <w:rFonts w:ascii="Consolas" w:eastAsia="Times New Roman" w:hAnsi="Consolas" w:cs="Times New Roman"/>
-          <w:color w:val="0070C1"/>
-          <w:sz w:val="21"/>
-          <w:szCs w:val="21"/>
-        </w:rPr>
-        <w:t>token</w:t>
-      </w:r>
-      <w:r>
-        <w:rPr>
-          <w:rFonts w:ascii="Consolas" w:eastAsia="Times New Roman" w:hAnsi="Consolas" w:cs="Times New Roman"/>
-          <w:color w:val="3B3B3B"/>
-          <w:sz w:val="21"/>
-          <w:szCs w:val="21"/>
-        </w:rPr>
-        <w:t xml:space="preserve"> </w:t>
-      </w:r>
-      <w:r>
-        <w:rPr>
-          <w:rFonts w:ascii="Consolas" w:eastAsia="Times New Roman" w:hAnsi="Consolas" w:cs="Times New Roman"/>
-          <w:color w:val="000000"/>
-          <w:sz w:val="21"/>
-          <w:szCs w:val="21"/>
-        </w:rPr>
-        <w:t>=</w:t>
-      </w:r>
-      <w:r>
-        <w:rPr>
-          <w:rFonts w:ascii="Consolas" w:eastAsia="Times New Roman" w:hAnsi="Consolas" w:cs="Times New Roman"/>
-          <w:color w:val="3B3B3B"/>
-          <w:sz w:val="21"/>
-          <w:szCs w:val="21"/>
-        </w:rPr>
-        <w:t xml:space="preserve"> </w:t>
-      </w:r>
-      <w:r>
-        <w:rPr>
-          <w:rFonts w:ascii="Consolas" w:eastAsia="Times New Roman" w:hAnsi="Consolas" w:cs="Times New Roman"/>
-          <w:color w:val="0000FF"/>
-          <w:sz w:val="21"/>
-          <w:szCs w:val="21"/>
-        </w:rPr>
-        <w:t>this</w:t>
-      </w:r>
-      <w:r>
-        <w:rPr>
-          <w:rFonts w:ascii="Consolas" w:eastAsia="Times New Roman" w:hAnsi="Consolas" w:cs="Times New Roman"/>
-          <w:color w:val="3B3B3B"/>
-          <w:sz w:val="21"/>
-          <w:szCs w:val="21"/>
-        </w:rPr>
-        <w:t>.</w:t>
-      </w:r>
-      <w:r>
-        <w:rPr>
-          <w:rFonts w:ascii="Consolas" w:eastAsia="Times New Roman" w:hAnsi="Consolas" w:cs="Times New Roman"/>
-          <w:color w:val="795E26"/>
-          <w:sz w:val="21"/>
-          <w:szCs w:val="21"/>
-        </w:rPr>
-        <w:t>extractTokenFromHeaders</w:t>
-      </w:r>
       <w:r>
         <w:rPr>
           <w:rFonts w:ascii="Consolas" w:eastAsia="Times New Roman" w:hAnsi="Consolas" w:cs="Times New Roman"/>
@@ -2440,44 +2557,44 @@
         </w:rPr>
         <w:t xml:space="preserve">    </w:t>
       </w:r>
+      <w:r>
+        <w:rPr>
+          <w:rFonts w:ascii="Consolas" w:eastAsia="Times New Roman" w:hAnsi="Consolas" w:cs="Times New Roman"/>
+          <w:color w:val="AF00DB"/>
+          <w:sz w:val="21"/>
+          <w:szCs w:val="21"/>
+        </w:rPr>
+        <w:t>if</w:t>
+      </w:r>
       <w:proofErr w:type="gramStart"/>
       <w:r>
         <w:rPr>
           <w:rFonts w:ascii="Consolas" w:eastAsia="Times New Roman" w:hAnsi="Consolas" w:cs="Times New Roman"/>
-          <w:color w:val="AF00DB"/>
-          <w:sz w:val="21"/>
-          <w:szCs w:val="21"/>
-        </w:rPr>
-        <w:t>if</w:t>
-      </w:r>
-      <w:r>
-        <w:rPr>
-          <w:rFonts w:ascii="Consolas" w:eastAsia="Times New Roman" w:hAnsi="Consolas" w:cs="Times New Roman"/>
           <w:color w:val="3B3B3B"/>
           <w:sz w:val="21"/>
           <w:szCs w:val="21"/>
         </w:rPr>
         <w:t>(</w:t>
       </w:r>
+      <w:r>
+        <w:rPr>
+          <w:rFonts w:ascii="Consolas" w:eastAsia="Times New Roman" w:hAnsi="Consolas" w:cs="Times New Roman"/>
+          <w:color w:val="000000"/>
+          <w:sz w:val="21"/>
+          <w:szCs w:val="21"/>
+        </w:rPr>
+        <w:t>!</w:t>
+      </w:r>
+      <w:r>
+        <w:rPr>
+          <w:rFonts w:ascii="Consolas" w:eastAsia="Times New Roman" w:hAnsi="Consolas" w:cs="Times New Roman"/>
+          <w:color w:val="0070C1"/>
+          <w:sz w:val="21"/>
+          <w:szCs w:val="21"/>
+        </w:rPr>
+        <w:t>token</w:t>
+      </w:r>
       <w:proofErr w:type="gramEnd"/>
-      <w:r>
-        <w:rPr>
-          <w:rFonts w:ascii="Consolas" w:eastAsia="Times New Roman" w:hAnsi="Consolas" w:cs="Times New Roman"/>
-          <w:color w:val="000000"/>
-          <w:sz w:val="21"/>
-          <w:szCs w:val="21"/>
-        </w:rPr>
-        <w:t>!</w:t>
-      </w:r>
-      <w:r>
-        <w:rPr>
-          <w:rFonts w:ascii="Consolas" w:eastAsia="Times New Roman" w:hAnsi="Consolas" w:cs="Times New Roman"/>
-          <w:color w:val="0070C1"/>
-          <w:sz w:val="21"/>
-          <w:szCs w:val="21"/>
-        </w:rPr>
-        <w:t>token</w:t>
-      </w:r>
       <w:r>
         <w:rPr>
           <w:rFonts w:ascii="Consolas" w:eastAsia="Times New Roman" w:hAnsi="Consolas" w:cs="Times New Roman"/>
@@ -2508,15 +2625,60 @@
         </w:rPr>
         <w:t xml:space="preserve">      </w:t>
       </w:r>
+      <w:r>
+        <w:rPr>
+          <w:rFonts w:ascii="Consolas" w:eastAsia="Times New Roman" w:hAnsi="Consolas" w:cs="Times New Roman"/>
+          <w:color w:val="AF00DB"/>
+          <w:sz w:val="21"/>
+          <w:szCs w:val="21"/>
+        </w:rPr>
+        <w:t>throw</w:t>
+      </w:r>
+      <w:r>
+        <w:rPr>
+          <w:rFonts w:ascii="Consolas" w:eastAsia="Times New Roman" w:hAnsi="Consolas" w:cs="Times New Roman"/>
+          <w:color w:val="3B3B3B"/>
+          <w:sz w:val="21"/>
+          <w:szCs w:val="21"/>
+        </w:rPr>
+        <w:t xml:space="preserve"> </w:t>
+      </w:r>
+      <w:r>
+        <w:rPr>
+          <w:rFonts w:ascii="Consolas" w:eastAsia="Times New Roman" w:hAnsi="Consolas" w:cs="Times New Roman"/>
+          <w:color w:val="0000FF"/>
+          <w:sz w:val="21"/>
+          <w:szCs w:val="21"/>
+        </w:rPr>
+        <w:t>new</w:t>
+      </w:r>
+      <w:r>
+        <w:rPr>
+          <w:rFonts w:ascii="Consolas" w:eastAsia="Times New Roman" w:hAnsi="Consolas" w:cs="Times New Roman"/>
+          <w:color w:val="3B3B3B"/>
+          <w:sz w:val="21"/>
+          <w:szCs w:val="21"/>
+        </w:rPr>
+        <w:t xml:space="preserve"> </w:t>
+      </w:r>
       <w:proofErr w:type="gramStart"/>
       <w:r>
         <w:rPr>
           <w:rFonts w:ascii="Consolas" w:eastAsia="Times New Roman" w:hAnsi="Consolas" w:cs="Times New Roman"/>
-          <w:color w:val="AF00DB"/>
-          <w:sz w:val="21"/>
-          <w:szCs w:val="21"/>
-        </w:rPr>
-        <w:t>throw</w:t>
+          <w:color w:val="267F99"/>
+          <w:sz w:val="21"/>
+          <w:szCs w:val="21"/>
+        </w:rPr>
+        <w:t>UnauthorizedException</w:t>
+      </w:r>
+      <w:r>
+        <w:rPr>
+          <w:rFonts w:ascii="Consolas" w:eastAsia="Times New Roman" w:hAnsi="Consolas" w:cs="Times New Roman"/>
+          <w:color w:val="3B3B3B"/>
+          <w:sz w:val="21"/>
+          <w:szCs w:val="21"/>
+        </w:rPr>
+        <w:t>(</w:t>
       </w:r>
       <w:proofErr w:type="gramEnd"/>
       <w:r>
@@ -2526,43 +2688,7 @@
           <w:sz w:val="21"/>
           <w:szCs w:val="21"/>
         </w:rPr>
-        <w:t xml:space="preserve"> </w:t>
-      </w:r>
-      <w:r>
-        <w:rPr>
-          <w:rFonts w:ascii="Consolas" w:eastAsia="Times New Roman" w:hAnsi="Consolas" w:cs="Times New Roman"/>
-          <w:color w:val="0000FF"/>
-          <w:sz w:val="21"/>
-          <w:szCs w:val="21"/>
-        </w:rPr>
-        <w:t>new</w:t>
-      </w:r>
-      <w:r>
-        <w:rPr>
-          <w:rFonts w:ascii="Consolas" w:eastAsia="Times New Roman" w:hAnsi="Consolas" w:cs="Times New Roman"/>
-          <w:color w:val="3B3B3B"/>
-          <w:sz w:val="21"/>
-          <w:szCs w:val="21"/>
-        </w:rPr>
-        <w:t xml:space="preserve"> </w:t>
-      </w:r>
-      <w:r>
-        <w:rPr>
-          <w:rFonts w:ascii="Consolas" w:eastAsia="Times New Roman" w:hAnsi="Consolas" w:cs="Times New Roman"/>
-          <w:color w:val="267F99"/>
-          <w:sz w:val="21"/>
-          <w:szCs w:val="21"/>
-        </w:rPr>
-        <w:t>UnauthorizedException</w:t>
-      </w:r>
-      <w:r>
-        <w:rPr>
-          <w:rFonts w:ascii="Consolas" w:eastAsia="Times New Roman" w:hAnsi="Consolas" w:cs="Times New Roman"/>
-          <w:color w:val="3B3B3B"/>
-          <w:sz w:val="21"/>
-          <w:szCs w:val="21"/>
-        </w:rPr>
-        <w:t>()</w:t>
+        <w:t>)</w:t>
       </w:r>
     </w:p>
     <w:p>
@@ -2618,7 +2744,6 @@
         </w:rPr>
         <w:t xml:space="preserve">    </w:t>
       </w:r>
-      <w:proofErr w:type="gramStart"/>
       <w:r>
         <w:rPr>
           <w:rFonts w:ascii="Consolas" w:eastAsia="Times New Roman" w:hAnsi="Consolas" w:cs="Times New Roman"/>
@@ -2628,7 +2753,6 @@
         </w:rPr>
         <w:t>try</w:t>
       </w:r>
-      <w:proofErr w:type="gramEnd"/>
       <w:r>
         <w:rPr>
           <w:rFonts w:ascii="Consolas" w:eastAsia="Times New Roman" w:hAnsi="Consolas" w:cs="Times New Roman"/>
@@ -2659,6 +2783,78 @@
         </w:rPr>
         <w:t xml:space="preserve">      </w:t>
       </w:r>
+      <w:r>
+        <w:rPr>
+          <w:rFonts w:ascii="Consolas" w:eastAsia="Times New Roman" w:hAnsi="Consolas" w:cs="Times New Roman"/>
+          <w:color w:val="0000FF"/>
+          <w:sz w:val="21"/>
+          <w:szCs w:val="21"/>
+        </w:rPr>
+        <w:t>const</w:t>
+      </w:r>
+      <w:r>
+        <w:rPr>
+          <w:rFonts w:ascii="Consolas" w:eastAsia="Times New Roman" w:hAnsi="Consolas" w:cs="Times New Roman"/>
+          <w:color w:val="3B3B3B"/>
+          <w:sz w:val="21"/>
+          <w:szCs w:val="21"/>
+        </w:rPr>
+        <w:t xml:space="preserve"> </w:t>
+      </w:r>
+      <w:r>
+        <w:rPr>
+          <w:rFonts w:ascii="Consolas" w:eastAsia="Times New Roman" w:hAnsi="Consolas" w:cs="Times New Roman"/>
+          <w:color w:val="0070C1"/>
+          <w:sz w:val="21"/>
+          <w:szCs w:val="21"/>
+        </w:rPr>
+        <w:t>payload</w:t>
+      </w:r>
+      <w:r>
+        <w:rPr>
+          <w:rFonts w:ascii="Consolas" w:eastAsia="Times New Roman" w:hAnsi="Consolas" w:cs="Times New Roman"/>
+          <w:color w:val="3B3B3B"/>
+          <w:sz w:val="21"/>
+          <w:szCs w:val="21"/>
+        </w:rPr>
+        <w:t xml:space="preserve"> </w:t>
+      </w:r>
+      <w:r>
+        <w:rPr>
+          <w:rFonts w:ascii="Consolas" w:eastAsia="Times New Roman" w:hAnsi="Consolas" w:cs="Times New Roman"/>
+          <w:color w:val="000000"/>
+          <w:sz w:val="21"/>
+          <w:szCs w:val="21"/>
+        </w:rPr>
+        <w:t>=</w:t>
+      </w:r>
+      <w:r>
+        <w:rPr>
+          <w:rFonts w:ascii="Consolas" w:eastAsia="Times New Roman" w:hAnsi="Consolas" w:cs="Times New Roman"/>
+          <w:color w:val="3B3B3B"/>
+          <w:sz w:val="21"/>
+          <w:szCs w:val="21"/>
+        </w:rPr>
+        <w:t xml:space="preserve"> </w:t>
+      </w:r>
+      <w:r>
+        <w:rPr>
+          <w:rFonts w:ascii="Consolas" w:eastAsia="Times New Roman" w:hAnsi="Consolas" w:cs="Times New Roman"/>
+          <w:color w:val="AF00DB"/>
+          <w:sz w:val="21"/>
+          <w:szCs w:val="21"/>
+        </w:rPr>
+        <w:t>await</w:t>
+      </w:r>
+      <w:r>
+        <w:rPr>
+          <w:rFonts w:ascii="Consolas" w:eastAsia="Times New Roman" w:hAnsi="Consolas" w:cs="Times New Roman"/>
+          <w:color w:val="3B3B3B"/>
+          <w:sz w:val="21"/>
+          <w:szCs w:val="21"/>
+        </w:rPr>
+        <w:t xml:space="preserve"> </w:t>
+      </w:r>
       <w:proofErr w:type="gramStart"/>
       <w:r>
         <w:rPr>
@@ -2667,117 +2863,45 @@
           <w:sz w:val="21"/>
           <w:szCs w:val="21"/>
         </w:rPr>
-        <w:t>const</w:t>
+        <w:t>this</w:t>
+      </w:r>
+      <w:r>
+        <w:rPr>
+          <w:rFonts w:ascii="Consolas" w:eastAsia="Times New Roman" w:hAnsi="Consolas" w:cs="Times New Roman"/>
+          <w:color w:val="3B3B3B"/>
+          <w:sz w:val="21"/>
+          <w:szCs w:val="21"/>
+        </w:rPr>
+        <w:t>.</w:t>
+      </w:r>
+      <w:r>
+        <w:rPr>
+          <w:rFonts w:ascii="Consolas" w:eastAsia="Times New Roman" w:hAnsi="Consolas" w:cs="Times New Roman"/>
+          <w:color w:val="0070C1"/>
+          <w:sz w:val="21"/>
+          <w:szCs w:val="21"/>
+        </w:rPr>
+        <w:t>jwtService</w:t>
+      </w:r>
+      <w:r>
+        <w:rPr>
+          <w:rFonts w:ascii="Consolas" w:eastAsia="Times New Roman" w:hAnsi="Consolas" w:cs="Times New Roman"/>
+          <w:color w:val="3B3B3B"/>
+          <w:sz w:val="21"/>
+          <w:szCs w:val="21"/>
+        </w:rPr>
+        <w:t>.</w:t>
+      </w:r>
+      <w:r>
+        <w:rPr>
+          <w:rFonts w:ascii="Consolas" w:eastAsia="Times New Roman" w:hAnsi="Consolas" w:cs="Times New Roman"/>
+          <w:color w:val="795E26"/>
+          <w:sz w:val="21"/>
+          <w:szCs w:val="21"/>
+        </w:rPr>
+        <w:t>verifyAsync</w:t>
       </w:r>
       <w:proofErr w:type="gramEnd"/>
-      <w:r>
-        <w:rPr>
-          <w:rFonts w:ascii="Consolas" w:eastAsia="Times New Roman" w:hAnsi="Consolas" w:cs="Times New Roman"/>
-          <w:color w:val="3B3B3B"/>
-          <w:sz w:val="21"/>
-          <w:szCs w:val="21"/>
-        </w:rPr>
-        <w:t xml:space="preserve"> </w:t>
-      </w:r>
-      <w:r>
-        <w:rPr>
-          <w:rFonts w:ascii="Consolas" w:eastAsia="Times New Roman" w:hAnsi="Consolas" w:cs="Times New Roman"/>
-          <w:color w:val="0070C1"/>
-          <w:sz w:val="21"/>
-          <w:szCs w:val="21"/>
-        </w:rPr>
-        <w:t>payload</w:t>
-      </w:r>
-      <w:r>
-        <w:rPr>
-          <w:rFonts w:ascii="Consolas" w:eastAsia="Times New Roman" w:hAnsi="Consolas" w:cs="Times New Roman"/>
-          <w:color w:val="3B3B3B"/>
-          <w:sz w:val="21"/>
-          <w:szCs w:val="21"/>
-        </w:rPr>
-        <w:t xml:space="preserve"> </w:t>
-      </w:r>
-      <w:r>
-        <w:rPr>
-          <w:rFonts w:ascii="Consolas" w:eastAsia="Times New Roman" w:hAnsi="Consolas" w:cs="Times New Roman"/>
-          <w:color w:val="000000"/>
-          <w:sz w:val="21"/>
-          <w:szCs w:val="21"/>
-        </w:rPr>
-        <w:t>=</w:t>
-      </w:r>
-      <w:r>
-        <w:rPr>
-          <w:rFonts w:ascii="Consolas" w:eastAsia="Times New Roman" w:hAnsi="Consolas" w:cs="Times New Roman"/>
-          <w:color w:val="3B3B3B"/>
-          <w:sz w:val="21"/>
-          <w:szCs w:val="21"/>
-        </w:rPr>
-        <w:t xml:space="preserve"> </w:t>
-      </w:r>
-      <w:r>
-        <w:rPr>
-          <w:rFonts w:ascii="Consolas" w:eastAsia="Times New Roman" w:hAnsi="Consolas" w:cs="Times New Roman"/>
-          <w:color w:val="AF00DB"/>
-          <w:sz w:val="21"/>
-          <w:szCs w:val="21"/>
-        </w:rPr>
-        <w:t>await</w:t>
-      </w:r>
-      <w:r>
-        <w:rPr>
-          <w:rFonts w:ascii="Consolas" w:eastAsia="Times New Roman" w:hAnsi="Consolas" w:cs="Times New Roman"/>
-          <w:color w:val="3B3B3B"/>
-          <w:sz w:val="21"/>
-          <w:szCs w:val="21"/>
-        </w:rPr>
-        <w:t xml:space="preserve"> </w:t>
-      </w:r>
-      <w:r>
-        <w:rPr>
-          <w:rFonts w:ascii="Consolas" w:eastAsia="Times New Roman" w:hAnsi="Consolas" w:cs="Times New Roman"/>
-          <w:color w:val="0000FF"/>
-          <w:sz w:val="21"/>
-          <w:szCs w:val="21"/>
-        </w:rPr>
-        <w:t>this</w:t>
-      </w:r>
-      <w:r>
-        <w:rPr>
-          <w:rFonts w:ascii="Consolas" w:eastAsia="Times New Roman" w:hAnsi="Consolas" w:cs="Times New Roman"/>
-          <w:color w:val="3B3B3B"/>
-          <w:sz w:val="21"/>
-          <w:szCs w:val="21"/>
-        </w:rPr>
-        <w:t>.</w:t>
-      </w:r>
-      <w:r>
-        <w:rPr>
-          <w:rFonts w:ascii="Consolas" w:eastAsia="Times New Roman" w:hAnsi="Consolas" w:cs="Times New Roman"/>
-          <w:color w:val="0070C1"/>
-          <w:sz w:val="21"/>
-          <w:szCs w:val="21"/>
-        </w:rPr>
-        <w:t>jwtService</w:t>
-      </w:r>
-      <w:r>
-        <w:rPr>
-          <w:rFonts w:ascii="Consolas" w:eastAsia="Times New Roman" w:hAnsi="Consolas" w:cs="Times New Roman"/>
-          <w:color w:val="3B3B3B"/>
-          <w:sz w:val="21"/>
-          <w:szCs w:val="21"/>
-        </w:rPr>
-        <w:t>.</w:t>
-      </w:r>
-      <w:r>
-        <w:rPr>
-          <w:rFonts w:ascii="Consolas" w:eastAsia="Times New Roman" w:hAnsi="Consolas" w:cs="Times New Roman"/>
-          <w:color w:val="795E26"/>
-          <w:sz w:val="21"/>
-          <w:szCs w:val="21"/>
-        </w:rPr>
-        <w:t>verifyAsync</w:t>
-      </w:r>
       <w:r>
         <w:rPr>
           <w:rFonts w:ascii="Consolas" w:eastAsia="Times New Roman" w:hAnsi="Consolas" w:cs="Times New Roman"/>
@@ -2826,7 +2950,6 @@
         </w:rPr>
         <w:t xml:space="preserve">        </w:t>
       </w:r>
-      <w:proofErr w:type="gramStart"/>
       <w:r>
         <w:rPr>
           <w:rFonts w:ascii="Consolas" w:eastAsia="Times New Roman" w:hAnsi="Consolas" w:cs="Times New Roman"/>
@@ -2834,17 +2957,7 @@
           <w:sz w:val="21"/>
           <w:szCs w:val="21"/>
         </w:rPr>
-        <w:t>secret</w:t>
-      </w:r>
-      <w:proofErr w:type="gramEnd"/>
-      <w:r>
-        <w:rPr>
-          <w:rFonts w:ascii="Consolas" w:eastAsia="Times New Roman" w:hAnsi="Consolas" w:cs="Times New Roman"/>
-          <w:color w:val="001080"/>
-          <w:sz w:val="21"/>
-          <w:szCs w:val="21"/>
-        </w:rPr>
-        <w:t>:</w:t>
+        <w:t>secret:</w:t>
       </w:r>
       <w:r>
         <w:rPr>
@@ -2933,7 +3046,6 @@
         </w:rPr>
         <w:t xml:space="preserve">      </w:t>
       </w:r>
-      <w:proofErr w:type="gramStart"/>
       <w:r>
         <w:rPr>
           <w:rFonts w:ascii="Consolas" w:eastAsia="Times New Roman" w:hAnsi="Consolas" w:cs="Times New Roman"/>
@@ -2952,7 +3064,6 @@
         </w:rPr>
         <w:t>[</w:t>
       </w:r>
-      <w:proofErr w:type="gramEnd"/>
       <w:r>
         <w:rPr>
           <w:rFonts w:ascii="Consolas" w:eastAsia="Times New Roman" w:hAnsi="Consolas" w:cs="Times New Roman"/>
@@ -3058,15 +3169,60 @@
         </w:rPr>
         <w:t xml:space="preserve">      </w:t>
       </w:r>
+      <w:r>
+        <w:rPr>
+          <w:rFonts w:ascii="Consolas" w:eastAsia="Times New Roman" w:hAnsi="Consolas" w:cs="Times New Roman"/>
+          <w:color w:val="AF00DB"/>
+          <w:sz w:val="21"/>
+          <w:szCs w:val="21"/>
+        </w:rPr>
+        <w:t>throw</w:t>
+      </w:r>
+      <w:r>
+        <w:rPr>
+          <w:rFonts w:ascii="Consolas" w:eastAsia="Times New Roman" w:hAnsi="Consolas" w:cs="Times New Roman"/>
+          <w:color w:val="3B3B3B"/>
+          <w:sz w:val="21"/>
+          <w:szCs w:val="21"/>
+        </w:rPr>
+        <w:t xml:space="preserve"> </w:t>
+      </w:r>
+      <w:r>
+        <w:rPr>
+          <w:rFonts w:ascii="Consolas" w:eastAsia="Times New Roman" w:hAnsi="Consolas" w:cs="Times New Roman"/>
+          <w:color w:val="0000FF"/>
+          <w:sz w:val="21"/>
+          <w:szCs w:val="21"/>
+        </w:rPr>
+        <w:t>new</w:t>
+      </w:r>
+      <w:r>
+        <w:rPr>
+          <w:rFonts w:ascii="Consolas" w:eastAsia="Times New Roman" w:hAnsi="Consolas" w:cs="Times New Roman"/>
+          <w:color w:val="3B3B3B"/>
+          <w:sz w:val="21"/>
+          <w:szCs w:val="21"/>
+        </w:rPr>
+        <w:t xml:space="preserve"> </w:t>
+      </w:r>
       <w:proofErr w:type="gramStart"/>
       <w:r>
         <w:rPr>
           <w:rFonts w:ascii="Consolas" w:eastAsia="Times New Roman" w:hAnsi="Consolas" w:cs="Times New Roman"/>
-          <w:color w:val="AF00DB"/>
-          <w:sz w:val="21"/>
-          <w:szCs w:val="21"/>
-        </w:rPr>
-        <w:t>throw</w:t>
+          <w:color w:val="267F99"/>
+          <w:sz w:val="21"/>
+          <w:szCs w:val="21"/>
+        </w:rPr>
+        <w:t>UnauthorizedException</w:t>
+      </w:r>
+      <w:r>
+        <w:rPr>
+          <w:rFonts w:ascii="Consolas" w:eastAsia="Times New Roman" w:hAnsi="Consolas" w:cs="Times New Roman"/>
+          <w:color w:val="3B3B3B"/>
+          <w:sz w:val="21"/>
+          <w:szCs w:val="21"/>
+        </w:rPr>
+        <w:t>(</w:t>
       </w:r>
       <w:proofErr w:type="gramEnd"/>
       <w:r>
@@ -3076,43 +3232,7 @@
           <w:sz w:val="21"/>
           <w:szCs w:val="21"/>
         </w:rPr>
-        <w:t xml:space="preserve"> </w:t>
-      </w:r>
-      <w:r>
-        <w:rPr>
-          <w:rFonts w:ascii="Consolas" w:eastAsia="Times New Roman" w:hAnsi="Consolas" w:cs="Times New Roman"/>
-          <w:color w:val="0000FF"/>
-          <w:sz w:val="21"/>
-          <w:szCs w:val="21"/>
-        </w:rPr>
-        <w:t>new</w:t>
-      </w:r>
-      <w:r>
-        <w:rPr>
-          <w:rFonts w:ascii="Consolas" w:eastAsia="Times New Roman" w:hAnsi="Consolas" w:cs="Times New Roman"/>
-          <w:color w:val="3B3B3B"/>
-          <w:sz w:val="21"/>
-          <w:szCs w:val="21"/>
-        </w:rPr>
-        <w:t xml:space="preserve"> </w:t>
-      </w:r>
-      <w:r>
-        <w:rPr>
-          <w:rFonts w:ascii="Consolas" w:eastAsia="Times New Roman" w:hAnsi="Consolas" w:cs="Times New Roman"/>
-          <w:color w:val="267F99"/>
-          <w:sz w:val="21"/>
-          <w:szCs w:val="21"/>
-        </w:rPr>
-        <w:t>UnauthorizedException</w:t>
-      </w:r>
-      <w:r>
-        <w:rPr>
-          <w:rFonts w:ascii="Consolas" w:eastAsia="Times New Roman" w:hAnsi="Consolas" w:cs="Times New Roman"/>
-          <w:color w:val="3B3B3B"/>
-          <w:sz w:val="21"/>
-          <w:szCs w:val="21"/>
-        </w:rPr>
-        <w:t>()</w:t>
+        <w:t>)</w:t>
       </w:r>
     </w:p>
     <w:p>
@@ -3168,7 +3288,6 @@
         </w:rPr>
         <w:t xml:space="preserve">    </w:t>
       </w:r>
-      <w:proofErr w:type="gramStart"/>
       <w:r>
         <w:rPr>
           <w:rFonts w:ascii="Consolas" w:eastAsia="Times New Roman" w:hAnsi="Consolas" w:cs="Times New Roman"/>
@@ -3178,7 +3297,6 @@
         </w:rPr>
         <w:t>return</w:t>
       </w:r>
-      <w:proofErr w:type="gramEnd"/>
       <w:r>
         <w:rPr>
           <w:rFonts w:ascii="Consolas" w:eastAsia="Times New Roman" w:hAnsi="Consolas" w:cs="Times New Roman"/>
@@ -3402,15 +3520,105 @@
         </w:rPr>
         <w:t xml:space="preserve">    </w:t>
       </w:r>
+      <w:r>
+        <w:rPr>
+          <w:rFonts w:ascii="Consolas" w:eastAsia="Times New Roman" w:hAnsi="Consolas" w:cs="Times New Roman"/>
+          <w:color w:val="0000FF"/>
+          <w:sz w:val="21"/>
+          <w:szCs w:val="21"/>
+        </w:rPr>
+        <w:t>const</w:t>
+      </w:r>
+      <w:r>
+        <w:rPr>
+          <w:rFonts w:ascii="Consolas" w:eastAsia="Times New Roman" w:hAnsi="Consolas" w:cs="Times New Roman"/>
+          <w:color w:val="3B3B3B"/>
+          <w:sz w:val="21"/>
+          <w:szCs w:val="21"/>
+        </w:rPr>
+        <w:t xml:space="preserve"> [</w:t>
+      </w:r>
+      <w:r>
+        <w:rPr>
+          <w:rFonts w:ascii="Consolas" w:eastAsia="Times New Roman" w:hAnsi="Consolas" w:cs="Times New Roman"/>
+          <w:color w:val="0070C1"/>
+          <w:sz w:val="21"/>
+          <w:szCs w:val="21"/>
+        </w:rPr>
+        <w:t>type</w:t>
+      </w:r>
+      <w:r>
+        <w:rPr>
+          <w:rFonts w:ascii="Consolas" w:eastAsia="Times New Roman" w:hAnsi="Consolas" w:cs="Times New Roman"/>
+          <w:color w:val="3B3B3B"/>
+          <w:sz w:val="21"/>
+          <w:szCs w:val="21"/>
+        </w:rPr>
+        <w:t xml:space="preserve">, </w:t>
+      </w:r>
+      <w:r>
+        <w:rPr>
+          <w:rFonts w:ascii="Consolas" w:eastAsia="Times New Roman" w:hAnsi="Consolas" w:cs="Times New Roman"/>
+          <w:color w:val="0070C1"/>
+          <w:sz w:val="21"/>
+          <w:szCs w:val="21"/>
+        </w:rPr>
+        <w:t>token</w:t>
+      </w:r>
+      <w:r>
+        <w:rPr>
+          <w:rFonts w:ascii="Consolas" w:eastAsia="Times New Roman" w:hAnsi="Consolas" w:cs="Times New Roman"/>
+          <w:color w:val="3B3B3B"/>
+          <w:sz w:val="21"/>
+          <w:szCs w:val="21"/>
+        </w:rPr>
+        <w:t xml:space="preserve">] </w:t>
+      </w:r>
+      <w:r>
+        <w:rPr>
+          <w:rFonts w:ascii="Consolas" w:eastAsia="Times New Roman" w:hAnsi="Consolas" w:cs="Times New Roman"/>
+          <w:color w:val="000000"/>
+          <w:sz w:val="21"/>
+          <w:szCs w:val="21"/>
+        </w:rPr>
+        <w:t>=</w:t>
+      </w:r>
+      <w:r>
+        <w:rPr>
+          <w:rFonts w:ascii="Consolas" w:eastAsia="Times New Roman" w:hAnsi="Consolas" w:cs="Times New Roman"/>
+          <w:color w:val="3B3B3B"/>
+          <w:sz w:val="21"/>
+          <w:szCs w:val="21"/>
+        </w:rPr>
+        <w:t xml:space="preserve"> </w:t>
+      </w:r>
       <w:proofErr w:type="gramStart"/>
       <w:r>
         <w:rPr>
           <w:rFonts w:ascii="Consolas" w:eastAsia="Times New Roman" w:hAnsi="Consolas" w:cs="Times New Roman"/>
-          <w:color w:val="0000FF"/>
-          <w:sz w:val="21"/>
-          <w:szCs w:val="21"/>
-        </w:rPr>
-        <w:t>const</w:t>
+          <w:color w:val="001080"/>
+          <w:sz w:val="21"/>
+          <w:szCs w:val="21"/>
+        </w:rPr>
+        <w:t>request</w:t>
+      </w:r>
+      <w:r>
+        <w:rPr>
+          <w:rFonts w:ascii="Consolas" w:eastAsia="Times New Roman" w:hAnsi="Consolas" w:cs="Times New Roman"/>
+          <w:color w:val="3B3B3B"/>
+          <w:sz w:val="21"/>
+          <w:szCs w:val="21"/>
+        </w:rPr>
+        <w:t>.</w:t>
+      </w:r>
+      <w:r>
+        <w:rPr>
+          <w:rFonts w:ascii="Consolas" w:eastAsia="Times New Roman" w:hAnsi="Consolas" w:cs="Times New Roman"/>
+          <w:color w:val="001080"/>
+          <w:sz w:val="21"/>
+          <w:szCs w:val="21"/>
+        </w:rPr>
+        <w:t>headers</w:t>
       </w:r>
       <w:proofErr w:type="gramEnd"/>
       <w:r>
@@ -3420,43 +3628,64 @@
           <w:sz w:val="21"/>
           <w:szCs w:val="21"/>
         </w:rPr>
-        <w:t xml:space="preserve"> [</w:t>
-      </w:r>
-      <w:r>
-        <w:rPr>
-          <w:rFonts w:ascii="Consolas" w:eastAsia="Times New Roman" w:hAnsi="Consolas" w:cs="Times New Roman"/>
-          <w:color w:val="0070C1"/>
-          <w:sz w:val="21"/>
-          <w:szCs w:val="21"/>
-        </w:rPr>
-        <w:t>type</w:t>
-      </w:r>
-      <w:r>
-        <w:rPr>
-          <w:rFonts w:ascii="Consolas" w:eastAsia="Times New Roman" w:hAnsi="Consolas" w:cs="Times New Roman"/>
-          <w:color w:val="3B3B3B"/>
-          <w:sz w:val="21"/>
-          <w:szCs w:val="21"/>
-        </w:rPr>
-        <w:t xml:space="preserve">, </w:t>
-      </w:r>
-      <w:r>
-        <w:rPr>
-          <w:rFonts w:ascii="Consolas" w:eastAsia="Times New Roman" w:hAnsi="Consolas" w:cs="Times New Roman"/>
-          <w:color w:val="0070C1"/>
-          <w:sz w:val="21"/>
-          <w:szCs w:val="21"/>
-        </w:rPr>
-        <w:t>token</w:t>
-      </w:r>
-      <w:r>
-        <w:rPr>
-          <w:rFonts w:ascii="Consolas" w:eastAsia="Times New Roman" w:hAnsi="Consolas" w:cs="Times New Roman"/>
-          <w:color w:val="3B3B3B"/>
-          <w:sz w:val="21"/>
-          <w:szCs w:val="21"/>
-        </w:rPr>
-        <w:t xml:space="preserve">] </w:t>
+        <w:t>[</w:t>
+      </w:r>
+      <w:r>
+        <w:rPr>
+          <w:rFonts w:ascii="Consolas" w:eastAsia="Times New Roman" w:hAnsi="Consolas" w:cs="Times New Roman"/>
+          <w:color w:val="A31515"/>
+          <w:sz w:val="21"/>
+          <w:szCs w:val="21"/>
+        </w:rPr>
+        <w:t>"authorization"</w:t>
+      </w:r>
+      <w:proofErr w:type="gramStart"/>
+      <w:r>
+        <w:rPr>
+          <w:rFonts w:ascii="Consolas" w:eastAsia="Times New Roman" w:hAnsi="Consolas" w:cs="Times New Roman"/>
+          <w:color w:val="3B3B3B"/>
+          <w:sz w:val="21"/>
+          <w:szCs w:val="21"/>
+        </w:rPr>
+        <w:t>]?.</w:t>
+      </w:r>
+      <w:r>
+        <w:rPr>
+          <w:rFonts w:ascii="Consolas" w:eastAsia="Times New Roman" w:hAnsi="Consolas" w:cs="Times New Roman"/>
+          <w:color w:val="795E26"/>
+          <w:sz w:val="21"/>
+          <w:szCs w:val="21"/>
+        </w:rPr>
+        <w:t>split</w:t>
+      </w:r>
+      <w:r>
+        <w:rPr>
+          <w:rFonts w:ascii="Consolas" w:eastAsia="Times New Roman" w:hAnsi="Consolas" w:cs="Times New Roman"/>
+          <w:color w:val="3B3B3B"/>
+          <w:sz w:val="21"/>
+          <w:szCs w:val="21"/>
+        </w:rPr>
+        <w:t>(</w:t>
+      </w:r>
+      <w:proofErr w:type="gramEnd"/>
+      <w:r>
+        <w:rPr>
+          <w:rFonts w:ascii="Consolas" w:eastAsia="Times New Roman" w:hAnsi="Consolas" w:cs="Times New Roman"/>
+          <w:color w:val="A31515"/>
+          <w:sz w:val="21"/>
+          <w:szCs w:val="21"/>
+        </w:rPr>
+        <w:t>' '</w:t>
+      </w:r>
+      <w:proofErr w:type="gramStart"/>
+      <w:r>
+        <w:rPr>
+          <w:rFonts w:ascii="Consolas" w:eastAsia="Times New Roman" w:hAnsi="Consolas" w:cs="Times New Roman"/>
+          <w:color w:val="3B3B3B"/>
+          <w:sz w:val="21"/>
+          <w:szCs w:val="21"/>
+        </w:rPr>
+        <w:t xml:space="preserve">) </w:t>
       </w:r>
       <w:r>
         <w:rPr>
@@ -3465,118 +3694,9 @@
           <w:sz w:val="21"/>
           <w:szCs w:val="21"/>
         </w:rPr>
-        <w:t>=</w:t>
-      </w:r>
-      <w:r>
-        <w:rPr>
-          <w:rFonts w:ascii="Consolas" w:eastAsia="Times New Roman" w:hAnsi="Consolas" w:cs="Times New Roman"/>
-          <w:color w:val="3B3B3B"/>
-          <w:sz w:val="21"/>
-          <w:szCs w:val="21"/>
-        </w:rPr>
-        <w:t xml:space="preserve"> </w:t>
-      </w:r>
-      <w:r>
-        <w:rPr>
-          <w:rFonts w:ascii="Consolas" w:eastAsia="Times New Roman" w:hAnsi="Consolas" w:cs="Times New Roman"/>
-          <w:color w:val="001080"/>
-          <w:sz w:val="21"/>
-          <w:szCs w:val="21"/>
-        </w:rPr>
-        <w:t>request</w:t>
-      </w:r>
-      <w:r>
-        <w:rPr>
-          <w:rFonts w:ascii="Consolas" w:eastAsia="Times New Roman" w:hAnsi="Consolas" w:cs="Times New Roman"/>
-          <w:color w:val="3B3B3B"/>
-          <w:sz w:val="21"/>
-          <w:szCs w:val="21"/>
-        </w:rPr>
-        <w:t>.</w:t>
-      </w:r>
-      <w:r>
-        <w:rPr>
-          <w:rFonts w:ascii="Consolas" w:eastAsia="Times New Roman" w:hAnsi="Consolas" w:cs="Times New Roman"/>
-          <w:color w:val="001080"/>
-          <w:sz w:val="21"/>
-          <w:szCs w:val="21"/>
-        </w:rPr>
-        <w:t>headers</w:t>
-      </w:r>
-      <w:r>
-        <w:rPr>
-          <w:rFonts w:ascii="Consolas" w:eastAsia="Times New Roman" w:hAnsi="Consolas" w:cs="Times New Roman"/>
-          <w:color w:val="3B3B3B"/>
-          <w:sz w:val="21"/>
-          <w:szCs w:val="21"/>
-        </w:rPr>
-        <w:t>[</w:t>
-      </w:r>
-      <w:r>
-        <w:rPr>
-          <w:rFonts w:ascii="Consolas" w:eastAsia="Times New Roman" w:hAnsi="Consolas" w:cs="Times New Roman"/>
-          <w:color w:val="A31515"/>
-          <w:sz w:val="21"/>
-          <w:szCs w:val="21"/>
-        </w:rPr>
-        <w:t>"authorization"</w:t>
-      </w:r>
-      <w:r>
-        <w:rPr>
-          <w:rFonts w:ascii="Consolas" w:eastAsia="Times New Roman" w:hAnsi="Consolas" w:cs="Times New Roman"/>
-          <w:color w:val="3B3B3B"/>
-          <w:sz w:val="21"/>
-          <w:szCs w:val="21"/>
-        </w:rPr>
-        <w:t>]?.</w:t>
-      </w:r>
-      <w:proofErr w:type="gramStart"/>
-      <w:r>
-        <w:rPr>
-          <w:rFonts w:ascii="Consolas" w:eastAsia="Times New Roman" w:hAnsi="Consolas" w:cs="Times New Roman"/>
-          <w:color w:val="795E26"/>
-          <w:sz w:val="21"/>
-          <w:szCs w:val="21"/>
-        </w:rPr>
-        <w:t>split</w:t>
-      </w:r>
-      <w:r>
-        <w:rPr>
-          <w:rFonts w:ascii="Consolas" w:eastAsia="Times New Roman" w:hAnsi="Consolas" w:cs="Times New Roman"/>
-          <w:color w:val="3B3B3B"/>
-          <w:sz w:val="21"/>
-          <w:szCs w:val="21"/>
-        </w:rPr>
-        <w:t>(</w:t>
+        <w:t>??</w:t>
       </w:r>
       <w:proofErr w:type="gramEnd"/>
-      <w:r>
-        <w:rPr>
-          <w:rFonts w:ascii="Consolas" w:eastAsia="Times New Roman" w:hAnsi="Consolas" w:cs="Times New Roman"/>
-          <w:color w:val="A31515"/>
-          <w:sz w:val="21"/>
-          <w:szCs w:val="21"/>
-        </w:rPr>
-        <w:t>' '</w:t>
-      </w:r>
-      <w:r>
-        <w:rPr>
-          <w:rFonts w:ascii="Consolas" w:eastAsia="Times New Roman" w:hAnsi="Consolas" w:cs="Times New Roman"/>
-          <w:color w:val="3B3B3B"/>
-          <w:sz w:val="21"/>
-          <w:szCs w:val="21"/>
-        </w:rPr>
-        <w:t xml:space="preserve">) </w:t>
-      </w:r>
-      <w:r>
-        <w:rPr>
-          <w:rFonts w:ascii="Consolas" w:eastAsia="Times New Roman" w:hAnsi="Consolas" w:cs="Times New Roman"/>
-          <w:color w:val="000000"/>
-          <w:sz w:val="21"/>
-          <w:szCs w:val="21"/>
-        </w:rPr>
-        <w:t>??</w:t>
-      </w:r>
       <w:r>
         <w:rPr>
           <w:rFonts w:ascii="Consolas" w:eastAsia="Times New Roman" w:hAnsi="Consolas" w:cs="Times New Roman"/>
@@ -3607,89 +3727,98 @@
         </w:rPr>
         <w:t xml:space="preserve">    </w:t>
       </w:r>
+      <w:r>
+        <w:rPr>
+          <w:rFonts w:ascii="Consolas" w:eastAsia="Times New Roman" w:hAnsi="Consolas" w:cs="Times New Roman"/>
+          <w:color w:val="AF00DB"/>
+          <w:sz w:val="21"/>
+          <w:szCs w:val="21"/>
+        </w:rPr>
+        <w:t>return</w:t>
+      </w:r>
+      <w:r>
+        <w:rPr>
+          <w:rFonts w:ascii="Consolas" w:eastAsia="Times New Roman" w:hAnsi="Consolas" w:cs="Times New Roman"/>
+          <w:color w:val="3B3B3B"/>
+          <w:sz w:val="21"/>
+          <w:szCs w:val="21"/>
+        </w:rPr>
+        <w:t xml:space="preserve"> </w:t>
+      </w:r>
+      <w:r>
+        <w:rPr>
+          <w:rFonts w:ascii="Consolas" w:eastAsia="Times New Roman" w:hAnsi="Consolas" w:cs="Times New Roman"/>
+          <w:color w:val="0070C1"/>
+          <w:sz w:val="21"/>
+          <w:szCs w:val="21"/>
+        </w:rPr>
+        <w:t>type</w:t>
+      </w:r>
+      <w:r>
+        <w:rPr>
+          <w:rFonts w:ascii="Consolas" w:eastAsia="Times New Roman" w:hAnsi="Consolas" w:cs="Times New Roman"/>
+          <w:color w:val="3B3B3B"/>
+          <w:sz w:val="21"/>
+          <w:szCs w:val="21"/>
+        </w:rPr>
+        <w:t xml:space="preserve"> </w:t>
+      </w:r>
+      <w:r>
+        <w:rPr>
+          <w:rFonts w:ascii="Consolas" w:eastAsia="Times New Roman" w:hAnsi="Consolas" w:cs="Times New Roman"/>
+          <w:color w:val="000000"/>
+          <w:sz w:val="21"/>
+          <w:szCs w:val="21"/>
+        </w:rPr>
+        <w:t>==</w:t>
+      </w:r>
+      <w:r>
+        <w:rPr>
+          <w:rFonts w:ascii="Consolas" w:eastAsia="Times New Roman" w:hAnsi="Consolas" w:cs="Times New Roman"/>
+          <w:color w:val="3B3B3B"/>
+          <w:sz w:val="21"/>
+          <w:szCs w:val="21"/>
+        </w:rPr>
+        <w:t xml:space="preserve"> </w:t>
+      </w:r>
+      <w:r>
+        <w:rPr>
+          <w:rFonts w:ascii="Consolas" w:eastAsia="Times New Roman" w:hAnsi="Consolas" w:cs="Times New Roman"/>
+          <w:color w:val="A31515"/>
+          <w:sz w:val="21"/>
+          <w:szCs w:val="21"/>
+        </w:rPr>
+        <w:t>'Bearer</w:t>
+      </w:r>
       <w:proofErr w:type="gramStart"/>
       <w:r>
         <w:rPr>
           <w:rFonts w:ascii="Consolas" w:eastAsia="Times New Roman" w:hAnsi="Consolas" w:cs="Times New Roman"/>
-          <w:color w:val="AF00DB"/>
-          <w:sz w:val="21"/>
-          <w:szCs w:val="21"/>
-        </w:rPr>
-        <w:t>return</w:t>
+          <w:color w:val="A31515"/>
+          <w:sz w:val="21"/>
+          <w:szCs w:val="21"/>
+        </w:rPr>
+        <w:t>'</w:t>
+      </w:r>
+      <w:r>
+        <w:rPr>
+          <w:rFonts w:ascii="Consolas" w:eastAsia="Times New Roman" w:hAnsi="Consolas" w:cs="Times New Roman"/>
+          <w:color w:val="3B3B3B"/>
+          <w:sz w:val="21"/>
+          <w:szCs w:val="21"/>
+        </w:rPr>
+        <w:t xml:space="preserve"> </w:t>
+      </w:r>
+      <w:r>
+        <w:rPr>
+          <w:rFonts w:ascii="Consolas" w:eastAsia="Times New Roman" w:hAnsi="Consolas" w:cs="Times New Roman"/>
+          <w:color w:val="000000"/>
+          <w:sz w:val="21"/>
+          <w:szCs w:val="21"/>
+        </w:rPr>
+        <w:t>?</w:t>
       </w:r>
       <w:proofErr w:type="gramEnd"/>
-      <w:r>
-        <w:rPr>
-          <w:rFonts w:ascii="Consolas" w:eastAsia="Times New Roman" w:hAnsi="Consolas" w:cs="Times New Roman"/>
-          <w:color w:val="3B3B3B"/>
-          <w:sz w:val="21"/>
-          <w:szCs w:val="21"/>
-        </w:rPr>
-        <w:t xml:space="preserve"> </w:t>
-      </w:r>
-      <w:r>
-        <w:rPr>
-          <w:rFonts w:ascii="Consolas" w:eastAsia="Times New Roman" w:hAnsi="Consolas" w:cs="Times New Roman"/>
-          <w:color w:val="0070C1"/>
-          <w:sz w:val="21"/>
-          <w:szCs w:val="21"/>
-        </w:rPr>
-        <w:t>type</w:t>
-      </w:r>
-      <w:r>
-        <w:rPr>
-          <w:rFonts w:ascii="Consolas" w:eastAsia="Times New Roman" w:hAnsi="Consolas" w:cs="Times New Roman"/>
-          <w:color w:val="3B3B3B"/>
-          <w:sz w:val="21"/>
-          <w:szCs w:val="21"/>
-        </w:rPr>
-        <w:t xml:space="preserve"> </w:t>
-      </w:r>
-      <w:r>
-        <w:rPr>
-          <w:rFonts w:ascii="Consolas" w:eastAsia="Times New Roman" w:hAnsi="Consolas" w:cs="Times New Roman"/>
-          <w:color w:val="000000"/>
-          <w:sz w:val="21"/>
-          <w:szCs w:val="21"/>
-        </w:rPr>
-        <w:t>==</w:t>
-      </w:r>
-      <w:r>
-        <w:rPr>
-          <w:rFonts w:ascii="Consolas" w:eastAsia="Times New Roman" w:hAnsi="Consolas" w:cs="Times New Roman"/>
-          <w:color w:val="3B3B3B"/>
-          <w:sz w:val="21"/>
-          <w:szCs w:val="21"/>
-        </w:rPr>
-        <w:t xml:space="preserve"> </w:t>
-      </w:r>
-      <w:r>
-        <w:rPr>
-          <w:rFonts w:ascii="Consolas" w:eastAsia="Times New Roman" w:hAnsi="Consolas" w:cs="Times New Roman"/>
-          <w:color w:val="A31515"/>
-          <w:sz w:val="21"/>
-          <w:szCs w:val="21"/>
-        </w:rPr>
-        <w:t>'Bearer'</w:t>
-      </w:r>
-      <w:r>
-        <w:rPr>
-          <w:rFonts w:ascii="Consolas" w:eastAsia="Times New Roman" w:hAnsi="Consolas" w:cs="Times New Roman"/>
-          <w:color w:val="3B3B3B"/>
-          <w:sz w:val="21"/>
-          <w:szCs w:val="21"/>
-        </w:rPr>
-        <w:t xml:space="preserve"> </w:t>
-      </w:r>
-      <w:r>
-        <w:rPr>
-          <w:rFonts w:ascii="Consolas" w:eastAsia="Times New Roman" w:hAnsi="Consolas" w:cs="Times New Roman"/>
-          <w:color w:val="000000"/>
-          <w:sz w:val="21"/>
-          <w:szCs w:val="21"/>
-        </w:rPr>
-        <w:t>?</w:t>
-      </w:r>
       <w:r>
         <w:rPr>
           <w:rFonts w:ascii="Consolas" w:eastAsia="Times New Roman" w:hAnsi="Consolas" w:cs="Times New Roman"/>
@@ -3863,25 +3992,7 @@
           <w:sz w:val="28"/>
           <w:szCs w:val="28"/>
         </w:rPr>
-        <w:t xml:space="preserve">@nestjs/passport </w:t>
-      </w:r>
-      <w:proofErr w:type="spellStart"/>
-      <w:r>
-        <w:rPr>
-          <w:rFonts w:ascii="Sakkal Majalla" w:hAnsi="Sakkal Majalla" w:cs="Sakkal Majalla"/>
-          <w:sz w:val="28"/>
-          <w:szCs w:val="28"/>
-        </w:rPr>
-        <w:t>passport</w:t>
-      </w:r>
-      <w:proofErr w:type="spellEnd"/>
-      <w:r>
-        <w:rPr>
-          <w:rFonts w:ascii="Sakkal Majalla" w:hAnsi="Sakkal Majalla" w:cs="Sakkal Majalla"/>
-          <w:sz w:val="28"/>
-          <w:szCs w:val="28"/>
-        </w:rPr>
-        <w:t xml:space="preserve"> </w:t>
+        <w:t xml:space="preserve">@nestjs/passport passport </w:t>
       </w:r>
       <w:r>
         <w:rPr>
@@ -3975,7 +4086,7 @@
           <w:noProof/>
         </w:rPr>
         <w:drawing>
-          <wp:inline distT="0" distB="0" distL="0" distR="0" wp14:anchorId="18807C07" wp14:editId="60E667E4">
+          <wp:inline distT="0" distB="0" distL="0" distR="0" wp14:anchorId="545020BA" wp14:editId="210472AA">
             <wp:extent cx="5943600" cy="2864485"/>
             <wp:effectExtent l="0" t="0" r="0" b="0"/>
             <wp:docPr id="3" name="Picture 3"/>
@@ -4042,7 +4153,7 @@
           <w:noProof/>
         </w:rPr>
         <w:drawing>
-          <wp:inline distT="0" distB="0" distL="0" distR="0" wp14:anchorId="64F08BE5" wp14:editId="7CBF4B3F">
+          <wp:inline distT="0" distB="0" distL="0" distR="0" wp14:anchorId="42AF973C" wp14:editId="6549AA77">
             <wp:extent cx="5943600" cy="1571625"/>
             <wp:effectExtent l="0" t="0" r="0" b="9525"/>
             <wp:docPr id="4" name="Picture 4"/>
@@ -4104,8 +4215,402 @@
           <w:szCs w:val="28"/>
         </w:rPr>
       </w:pPr>
-      <w:bookmarkStart w:id="0" w:name="_GoBack"/>
-      <w:bookmarkEnd w:id="0"/>
+      <w:r>
+        <w:rPr>
+          <w:rFonts w:ascii="Sakkal Majalla" w:hAnsi="Sakkal Majalla" w:cs="Sakkal Majalla"/>
+          <w:sz w:val="28"/>
+          <w:szCs w:val="28"/>
+        </w:rPr>
+        <w:lastRenderedPageBreak/>
+        <w:t xml:space="preserve">Our </w:t>
+      </w:r>
+      <w:r>
+        <w:rPr>
+          <w:rFonts w:ascii="Sakkal Majalla" w:hAnsi="Sakkal Majalla" w:cs="Sakkal Majalla"/>
+          <w:color w:val="C00000"/>
+          <w:sz w:val="28"/>
+          <w:szCs w:val="28"/>
+        </w:rPr>
+        <w:t xml:space="preserve">Passport local strategy </w:t>
+      </w:r>
+      <w:r>
+        <w:rPr>
+          <w:rFonts w:ascii="Sakkal Majalla" w:hAnsi="Sakkal Majalla" w:cs="Sakkal Majalla"/>
+          <w:sz w:val="28"/>
+          <w:szCs w:val="28"/>
+        </w:rPr>
+        <w:t>has a default name of </w:t>
+      </w:r>
+      <w:r>
+        <w:rPr>
+          <w:rFonts w:ascii="Sakkal Majalla" w:hAnsi="Sakkal Majalla" w:cs="Sakkal Majalla"/>
+          <w:color w:val="C00000"/>
+          <w:sz w:val="28"/>
+          <w:szCs w:val="28"/>
+        </w:rPr>
+        <w:t>'local'</w:t>
+      </w:r>
+      <w:r>
+        <w:rPr>
+          <w:rFonts w:ascii="Sakkal Majalla" w:hAnsi="Sakkal Majalla" w:cs="Sakkal Majalla"/>
+          <w:sz w:val="28"/>
+          <w:szCs w:val="28"/>
+        </w:rPr>
+        <w:t>. We reference that name in the @</w:t>
+      </w:r>
+      <w:proofErr w:type="gramStart"/>
+      <w:r>
+        <w:rPr>
+          <w:rFonts w:ascii="Sakkal Majalla" w:hAnsi="Sakkal Majalla" w:cs="Sakkal Majalla"/>
+          <w:color w:val="C00000"/>
+          <w:sz w:val="28"/>
+          <w:szCs w:val="28"/>
+        </w:rPr>
+        <w:t>UseGuards</w:t>
+      </w:r>
+      <w:r>
+        <w:rPr>
+          <w:rFonts w:ascii="Sakkal Majalla" w:hAnsi="Sakkal Majalla" w:cs="Sakkal Majalla"/>
+          <w:sz w:val="28"/>
+          <w:szCs w:val="28"/>
+        </w:rPr>
+        <w:t>(</w:t>
+      </w:r>
+      <w:proofErr w:type="gramEnd"/>
+      <w:r>
+        <w:rPr>
+          <w:rFonts w:ascii="Sakkal Majalla" w:hAnsi="Sakkal Majalla" w:cs="Sakkal Majalla"/>
+          <w:sz w:val="28"/>
+          <w:szCs w:val="28"/>
+        </w:rPr>
+        <w:t>) decorator to associate it with code supplied by the </w:t>
+      </w:r>
+      <w:r>
+        <w:rPr>
+          <w:rFonts w:ascii="Sakkal Majalla" w:hAnsi="Sakkal Majalla" w:cs="Sakkal Majalla"/>
+          <w:color w:val="C00000"/>
+          <w:sz w:val="28"/>
+          <w:szCs w:val="28"/>
+        </w:rPr>
+        <w:t>passport-local package</w:t>
+      </w:r>
+      <w:r>
+        <w:rPr>
+          <w:rFonts w:ascii="Sakkal Majalla" w:hAnsi="Sakkal Majalla" w:cs="Sakkal Majalla"/>
+          <w:sz w:val="28"/>
+          <w:szCs w:val="28"/>
+        </w:rPr>
+        <w:t>. This is used to disambiguate which strategy to invoke in case we have multiple Passport strategies in our app (each of which may provision a strategy-specific </w:t>
+      </w:r>
+      <w:r>
+        <w:rPr>
+          <w:rFonts w:ascii="Sakkal Majalla" w:hAnsi="Sakkal Majalla" w:cs="Sakkal Majalla"/>
+          <w:color w:val="C00000"/>
+          <w:sz w:val="28"/>
+          <w:szCs w:val="28"/>
+        </w:rPr>
+        <w:t>AuthGuard</w:t>
+      </w:r>
+      <w:r>
+        <w:rPr>
+          <w:rFonts w:ascii="Sakkal Majalla" w:hAnsi="Sakkal Majalla" w:cs="Sakkal Majalla"/>
+          <w:sz w:val="28"/>
+          <w:szCs w:val="28"/>
+        </w:rPr>
+        <w:t>).</w:t>
+      </w:r>
+    </w:p>
+    <w:p>
+      <w:pPr>
+        <w:ind w:left="720" w:firstLine="720"/>
+        <w:rPr>
+          <w:rFonts w:ascii="Sakkal Majalla" w:hAnsi="Sakkal Majalla" w:cs="Sakkal Majalla"/>
+          <w:sz w:val="28"/>
+          <w:szCs w:val="28"/>
+        </w:rPr>
+      </w:pPr>
+      <w:r>
+        <w:rPr>
+          <w:rFonts w:ascii="Sakkal Majalla" w:hAnsi="Sakkal Majalla" w:cs="Sakkal Majalla"/>
+          <w:sz w:val="28"/>
+          <w:szCs w:val="28"/>
+        </w:rPr>
+        <w:t>***********************************************************************</w:t>
+      </w:r>
+    </w:p>
+    <w:p>
+      <w:pPr>
+        <w:rPr>
+          <w:rFonts w:ascii="Sakkal Majalla" w:hAnsi="Sakkal Majalla" w:cs="Sakkal Majalla"/>
+          <w:color w:val="404040"/>
+          <w:sz w:val="28"/>
+          <w:szCs w:val="28"/>
+          <w:shd w:val="clear" w:color="auto" w:fill="FDFDFD"/>
+        </w:rPr>
+      </w:pPr>
+      <w:r>
+        <w:rPr>
+          <w:rFonts w:ascii="Sakkal Majalla" w:hAnsi="Sakkal Majalla" w:cs="Sakkal Majalla"/>
+          <w:color w:val="404040"/>
+          <w:sz w:val="28"/>
+          <w:szCs w:val="28"/>
+          <w:shd w:val="clear" w:color="auto" w:fill="FDFDFD"/>
+        </w:rPr>
+        <w:t>Passport automatically creates a </w:t>
+      </w:r>
+      <w:r>
+        <w:rPr>
+          <w:rStyle w:val="HTMLCode"/>
+          <w:rFonts w:ascii="Sakkal Majalla" w:eastAsiaTheme="minorHAnsi" w:hAnsi="Sakkal Majalla" w:cs="Sakkal Majalla"/>
+          <w:color w:val="2876D2"/>
+          <w:sz w:val="28"/>
+          <w:szCs w:val="28"/>
+        </w:rPr>
+        <w:t>user</w:t>
+      </w:r>
+      <w:r>
+        <w:rPr>
+          <w:rFonts w:ascii="Sakkal Majalla" w:hAnsi="Sakkal Majalla" w:cs="Sakkal Majalla"/>
+          <w:color w:val="404040"/>
+          <w:sz w:val="28"/>
+          <w:szCs w:val="28"/>
+          <w:shd w:val="clear" w:color="auto" w:fill="FDFDFD"/>
+        </w:rPr>
+        <w:t> object, based on the value we return from the </w:t>
+      </w:r>
+      <w:proofErr w:type="gramStart"/>
+      <w:r>
+        <w:rPr>
+          <w:rStyle w:val="HTMLCode"/>
+          <w:rFonts w:ascii="Sakkal Majalla" w:eastAsiaTheme="minorHAnsi" w:hAnsi="Sakkal Majalla" w:cs="Sakkal Majalla"/>
+          <w:color w:val="2876D2"/>
+          <w:sz w:val="28"/>
+          <w:szCs w:val="28"/>
+        </w:rPr>
+        <w:t>validate(</w:t>
+      </w:r>
+      <w:proofErr w:type="gramEnd"/>
+      <w:r>
+        <w:rPr>
+          <w:rStyle w:val="HTMLCode"/>
+          <w:rFonts w:ascii="Sakkal Majalla" w:eastAsiaTheme="minorHAnsi" w:hAnsi="Sakkal Majalla" w:cs="Sakkal Majalla"/>
+          <w:color w:val="2876D2"/>
+          <w:sz w:val="28"/>
+          <w:szCs w:val="28"/>
+        </w:rPr>
+        <w:t>)</w:t>
+      </w:r>
+      <w:r>
+        <w:rPr>
+          <w:rFonts w:ascii="Sakkal Majalla" w:hAnsi="Sakkal Majalla" w:cs="Sakkal Majalla"/>
+          <w:color w:val="404040"/>
+          <w:sz w:val="28"/>
+          <w:szCs w:val="28"/>
+          <w:shd w:val="clear" w:color="auto" w:fill="FDFDFD"/>
+        </w:rPr>
+        <w:t> method, and assigns it to the </w:t>
+      </w:r>
+      <w:r>
+        <w:rPr>
+          <w:rStyle w:val="HTMLCode"/>
+          <w:rFonts w:ascii="Sakkal Majalla" w:eastAsiaTheme="minorHAnsi" w:hAnsi="Sakkal Majalla" w:cs="Sakkal Majalla"/>
+          <w:color w:val="2876D2"/>
+          <w:sz w:val="28"/>
+          <w:szCs w:val="28"/>
+        </w:rPr>
+        <w:t>Request</w:t>
+      </w:r>
+      <w:r>
+        <w:rPr>
+          <w:rFonts w:ascii="Sakkal Majalla" w:hAnsi="Sakkal Majalla" w:cs="Sakkal Majalla"/>
+          <w:color w:val="404040"/>
+          <w:sz w:val="28"/>
+          <w:szCs w:val="28"/>
+          <w:shd w:val="clear" w:color="auto" w:fill="FDFDFD"/>
+        </w:rPr>
+        <w:t> object as </w:t>
+      </w:r>
+      <w:r>
+        <w:rPr>
+          <w:rStyle w:val="HTMLCode"/>
+          <w:rFonts w:ascii="Sakkal Majalla" w:eastAsiaTheme="minorHAnsi" w:hAnsi="Sakkal Majalla" w:cs="Sakkal Majalla"/>
+          <w:color w:val="2876D2"/>
+          <w:sz w:val="28"/>
+          <w:szCs w:val="28"/>
+        </w:rPr>
+        <w:t>req.user</w:t>
+      </w:r>
+      <w:r>
+        <w:rPr>
+          <w:rFonts w:ascii="Sakkal Majalla" w:hAnsi="Sakkal Majalla" w:cs="Sakkal Majalla"/>
+          <w:color w:val="404040"/>
+          <w:sz w:val="28"/>
+          <w:szCs w:val="28"/>
+          <w:shd w:val="clear" w:color="auto" w:fill="FDFDFD"/>
+        </w:rPr>
+        <w:t>.</w:t>
+      </w:r>
+    </w:p>
+    <w:p>
+      <w:pPr>
+        <w:ind w:left="720" w:firstLine="720"/>
+        <w:rPr>
+          <w:rFonts w:ascii="Sakkal Majalla" w:hAnsi="Sakkal Majalla" w:cs="Sakkal Majalla"/>
+          <w:sz w:val="28"/>
+          <w:szCs w:val="28"/>
+        </w:rPr>
+      </w:pPr>
+      <w:r>
+        <w:rPr>
+          <w:rFonts w:ascii="Sakkal Majalla" w:hAnsi="Sakkal Majalla" w:cs="Sakkal Majalla"/>
+          <w:sz w:val="28"/>
+          <w:szCs w:val="28"/>
+        </w:rPr>
+        <w:t>***********************************************************************</w:t>
+      </w:r>
+    </w:p>
+    <w:p>
+      <w:pPr>
+        <w:rPr>
+          <w:rFonts w:ascii="Sakkal Majalla" w:hAnsi="Sakkal Majalla" w:cs="Sakkal Majalla"/>
+          <w:sz w:val="28"/>
+          <w:szCs w:val="28"/>
+        </w:rPr>
+      </w:pPr>
+      <w:r>
+        <w:rPr>
+          <w:rFonts w:ascii="Sakkal Majalla" w:hAnsi="Sakkal Majalla" w:cs="Sakkal Majalla"/>
+          <w:sz w:val="28"/>
+          <w:szCs w:val="28"/>
+        </w:rPr>
+        <w:t xml:space="preserve">To use logout method of passport, we need to install: </w:t>
+      </w:r>
+      <w:r>
+        <w:rPr>
+          <w:rFonts w:ascii="Sakkal Majalla" w:hAnsi="Sakkal Majalla" w:cs="Sakkal Majalla"/>
+          <w:sz w:val="28"/>
+          <w:szCs w:val="28"/>
+        </w:rPr>
+        <w:t xml:space="preserve">npm install </w:t>
+      </w:r>
+      <w:r>
+        <w:rPr>
+          <w:rFonts w:ascii="Sakkal Majalla" w:hAnsi="Sakkal Majalla" w:cs="Sakkal Majalla"/>
+          <w:color w:val="2F5496" w:themeColor="accent5" w:themeShade="BF"/>
+          <w:sz w:val="28"/>
+          <w:szCs w:val="28"/>
+        </w:rPr>
+        <w:t>express-session</w:t>
+      </w:r>
+    </w:p>
+    <w:p>
+      <w:pPr>
+        <w:rPr>
+          <w:rFonts w:ascii="Sakkal Majalla" w:hAnsi="Sakkal Majalla" w:cs="Sakkal Majalla"/>
+          <w:b/>
+          <w:bCs/>
+          <w:color w:val="C00000"/>
+          <w:sz w:val="28"/>
+          <w:szCs w:val="28"/>
+        </w:rPr>
+      </w:pPr>
+      <w:r>
+        <w:rPr>
+          <w:rFonts w:ascii="Sakkal Majalla" w:hAnsi="Sakkal Majalla" w:cs="Sakkal Majalla"/>
+          <w:b/>
+          <w:bCs/>
+          <w:color w:val="C00000"/>
+          <w:sz w:val="28"/>
+          <w:szCs w:val="28"/>
+        </w:rPr>
+        <w:t>Then</w:t>
+      </w:r>
+      <w:r>
+        <w:rPr>
+          <w:rFonts w:ascii="Sakkal Majalla" w:hAnsi="Sakkal Majalla" w:cs="Sakkal Majalla"/>
+          <w:sz w:val="28"/>
+          <w:szCs w:val="28"/>
+        </w:rPr>
+        <w:t xml:space="preserve">: </w:t>
+      </w:r>
+      <w:r>
+        <w:rPr>
+          <w:rFonts w:ascii="Sakkal Majalla" w:hAnsi="Sakkal Majalla" w:cs="Sakkal Majalla"/>
+          <w:sz w:val="28"/>
+          <w:szCs w:val="28"/>
+        </w:rPr>
+        <w:t>npm install -</w:t>
+      </w:r>
+      <w:r>
+        <w:rPr>
+          <w:rFonts w:ascii="Sakkal Majalla" w:hAnsi="Sakkal Majalla" w:cs="Sakkal Majalla"/>
+          <w:color w:val="2F5496" w:themeColor="accent5" w:themeShade="BF"/>
+          <w:sz w:val="28"/>
+          <w:szCs w:val="28"/>
+        </w:rPr>
+        <w:t>D</w:t>
+      </w:r>
+      <w:r>
+        <w:rPr>
+          <w:rFonts w:ascii="Sakkal Majalla" w:hAnsi="Sakkal Majalla" w:cs="Sakkal Majalla"/>
+          <w:sz w:val="28"/>
+          <w:szCs w:val="28"/>
+        </w:rPr>
+        <w:t xml:space="preserve"> @</w:t>
+      </w:r>
+      <w:r>
+        <w:rPr>
+          <w:rFonts w:ascii="Sakkal Majalla" w:hAnsi="Sakkal Majalla" w:cs="Sakkal Majalla"/>
+          <w:color w:val="2F5496" w:themeColor="accent5" w:themeShade="BF"/>
+          <w:sz w:val="28"/>
+          <w:szCs w:val="28"/>
+        </w:rPr>
+        <w:t>types</w:t>
+      </w:r>
+      <w:r>
+        <w:rPr>
+          <w:rFonts w:ascii="Sakkal Majalla" w:hAnsi="Sakkal Majalla" w:cs="Sakkal Majalla"/>
+          <w:sz w:val="28"/>
+          <w:szCs w:val="28"/>
+        </w:rPr>
+        <w:t>/</w:t>
+      </w:r>
+      <w:r>
+        <w:rPr>
+          <w:rFonts w:ascii="Sakkal Majalla" w:hAnsi="Sakkal Majalla" w:cs="Sakkal Majalla"/>
+          <w:color w:val="2F5496" w:themeColor="accent5" w:themeShade="BF"/>
+          <w:sz w:val="28"/>
+          <w:szCs w:val="28"/>
+        </w:rPr>
+        <w:t>express-session</w:t>
+      </w:r>
+    </w:p>
+    <w:p>
+      <w:pPr>
+        <w:ind w:left="720" w:firstLine="720"/>
+        <w:rPr>
+          <w:rFonts w:ascii="Sakkal Majalla" w:hAnsi="Sakkal Majalla" w:cs="Sakkal Majalla"/>
+          <w:sz w:val="28"/>
+          <w:szCs w:val="28"/>
+        </w:rPr>
+      </w:pPr>
+      <w:r>
+        <w:rPr>
+          <w:rFonts w:ascii="Sakkal Majalla" w:hAnsi="Sakkal Majalla" w:cs="Sakkal Majalla"/>
+          <w:sz w:val="28"/>
+          <w:szCs w:val="28"/>
+        </w:rPr>
+        <w:t>***********************************************************************</w:t>
+      </w:r>
+    </w:p>
+    <w:p>
+      <w:pPr>
+        <w:rPr>
+          <w:rFonts w:ascii="Sakkal Majalla" w:hAnsi="Sakkal Majalla" w:cs="Sakkal Majalla"/>
+          <w:sz w:val="28"/>
+          <w:szCs w:val="28"/>
+        </w:rPr>
+      </w:pPr>
     </w:p>
     <w:sectPr>
       <w:pgSz w:w="12240" w:h="15840"/>
@@ -4118,7 +4623,7 @@
 </file>
 
 <file path=word/styles.xml><?xml version="1.0" encoding="utf-8"?>
-<w:styles xmlns:mc="http://schemas.openxmlformats.org/markup-compatibility/2006" xmlns:r="http://schemas.openxmlformats.org/officeDocument/2006/relationships" xmlns:w="http://schemas.openxmlformats.org/wordprocessingml/2006/main" xmlns:w14="http://schemas.microsoft.com/office/word/2010/wordml" xmlns:w15="http://schemas.microsoft.com/office/word/2012/wordml" xmlns:w16se="http://schemas.microsoft.com/office/word/2015/wordml/symex" mc:Ignorable="w14 w15 w16se">
+<w:styles xmlns:mc="http://schemas.openxmlformats.org/markup-compatibility/2006" xmlns:r="http://schemas.openxmlformats.org/officeDocument/2006/relationships" xmlns:w="http://schemas.openxmlformats.org/wordprocessingml/2006/main" xmlns:w14="http://schemas.microsoft.com/office/word/2010/wordml" xmlns:w15="http://schemas.microsoft.com/office/word/2012/wordml" xmlns:w16cex="http://schemas.microsoft.com/office/word/2018/wordml/cex" xmlns:w16cid="http://schemas.microsoft.com/office/word/2016/wordml/cid" xmlns:w16="http://schemas.microsoft.com/office/word/2018/wordml" xmlns:w16du="http://schemas.microsoft.com/office/word/2023/wordml/word16du" xmlns:w16sdtdh="http://schemas.microsoft.com/office/word/2020/wordml/sdtdatahash" xmlns:w16sdtfl="http://schemas.microsoft.com/office/word/2024/wordml/sdtformatlock" xmlns:w16se="http://schemas.microsoft.com/office/word/2015/wordml/symex" mc:Ignorable="w14 w15 w16se w16cid w16 w16cex w16sdtdh w16sdtfl w16du">
   <w:docDefaults>
     <w:rPrDefault>
       <w:rPr>
@@ -4134,7 +4639,7 @@
       </w:pPr>
     </w:pPrDefault>
   </w:docDefaults>
-  <w:latentStyles w:defLockedState="0" w:defUIPriority="99" w:defSemiHidden="0" w:defUnhideWhenUsed="0" w:defQFormat="0" w:count="371">
+  <w:latentStyles w:defLockedState="0" w:defUIPriority="99" w:defSemiHidden="0" w:defUnhideWhenUsed="0" w:defQFormat="0" w:count="376">
     <w:lsdException w:name="Normal" w:uiPriority="0" w:qFormat="1"/>
     <w:lsdException w:name="heading 1" w:uiPriority="9" w:qFormat="1"/>
     <w:lsdException w:name="heading 2" w:semiHidden="1" w:uiPriority="9" w:unhideWhenUsed="1" w:qFormat="1"/>
@@ -4506,6 +5011,11 @@
     <w:lsdException w:name="List Table 5 Dark Accent 6" w:uiPriority="50"/>
     <w:lsdException w:name="List Table 6 Colorful Accent 6" w:uiPriority="51"/>
     <w:lsdException w:name="List Table 7 Colorful Accent 6" w:uiPriority="52"/>
+    <w:lsdException w:name="Mention" w:semiHidden="1" w:unhideWhenUsed="1"/>
+    <w:lsdException w:name="Smart Hyperlink" w:semiHidden="1" w:unhideWhenUsed="1"/>
+    <w:lsdException w:name="Hashtag" w:semiHidden="1" w:unhideWhenUsed="1"/>
+    <w:lsdException w:name="Unresolved Mention" w:semiHidden="1" w:unhideWhenUsed="1"/>
+    <w:lsdException w:name="Smart Link" w:semiHidden="1" w:unhideWhenUsed="1"/>
   </w:latentStyles>
   <w:style w:type="paragraph" w:default="1" w:styleId="Normal">
     <w:name w:val="Normal"/>
